--- a/WebContent/docx/子宫内膜癌检测报告-济南中心.docx
+++ b/WebContent/docx/子宫内膜癌检测报告-济南中心.docx
@@ -10248,6 +10248,12 @@
             <w:insideH w:val="single" w:color="auto" w:sz="4" w:space="0"/>
             <w:insideV w:val="none" w:color="auto" w:sz="0" w:space="0"/>
           </w:tblBorders>
+          <w:tblCellMar>
+            <w:top w:w="0" w:type="dxa"/>
+            <w:left w:w="108" w:type="dxa"/>
+            <w:bottom w:w="0" w:type="dxa"/>
+            <w:right w:w="108" w:type="dxa"/>
+          </w:tblCellMar>
         </w:tblPrEx>
         <w:trPr>
           <w:trHeight w:val="510" w:hRule="atLeast"/>
@@ -12866,8 +12872,6 @@
               </w:rPr>
               <w:t>{{ tip.ExonicFunc }}</w:t>
             </w:r>
-            <w:bookmarkStart w:id="37" w:name="_GoBack"/>
-            <w:bookmarkEnd w:id="37"/>
           </w:p>
         </w:tc>
         <w:tc>
@@ -13351,8 +13355,8 @@
         </w:rPr>
       </w:pPr>
       <w:bookmarkStart w:id="2" w:name="_Toc9663"/>
-      <w:bookmarkStart w:id="3" w:name="_Toc180"/>
-      <w:bookmarkStart w:id="4" w:name="_Toc149837263"/>
+      <w:bookmarkStart w:id="3" w:name="_Toc149837263"/>
+      <w:bookmarkStart w:id="4" w:name="_Toc180"/>
       <w:r>
         <w:rPr>
           <w:rFonts w:ascii="Gotham Book" w:hAnsi="Gotham Book" w:eastAsia="方正德赛黑简体 512B" w:cs="Times New Roman"/>
@@ -16796,7 +16800,7 @@
           <w:szCs w:val="18"/>
           <w:lang w:eastAsia="zh-CN"/>
         </w:rPr>
-        <w:t>{% endfor %}{% endif %}{%if geneticCancerRiskInfo %}</w:t>
+        <w:t>{% endfor %}</w:t>
       </w:r>
     </w:p>
     <w:p>
@@ -16819,17 +16823,6 @@
         </w:rPr>
         <w:t>{% for tdd in geneticCancerRiskInfo %}</w:t>
       </w:r>
-    </w:p>
-    <w:p>
-      <w:pPr>
-        <w:rPr>
-          <w:rFonts w:hint="eastAsia" w:ascii="宋体" w:hAnsi="宋体" w:eastAsia="宋体" w:cs="宋体"/>
-          <w:b/>
-          <w:sz w:val="18"/>
-          <w:szCs w:val="18"/>
-          <w:lang w:eastAsia="zh-CN"/>
-        </w:rPr>
-      </w:pPr>
     </w:p>
     <w:tbl>
       <w:tblPr>
@@ -19049,12 +19042,6 @@
             <w:insideH w:val="single" w:color="auto" w:sz="4" w:space="0"/>
             <w:insideV w:val="none" w:color="auto" w:sz="0" w:space="0"/>
           </w:tblBorders>
-          <w:tblCellMar>
-            <w:top w:w="0" w:type="dxa"/>
-            <w:left w:w="108" w:type="dxa"/>
-            <w:bottom w:w="0" w:type="dxa"/>
-            <w:right w:w="108" w:type="dxa"/>
-          </w:tblCellMar>
         </w:tblPrEx>
         <w:trPr>
           <w:trHeight w:val="420" w:hRule="atLeast"/>
@@ -19725,6 +19712,17 @@
           <w:szCs w:val="13"/>
           <w:lang w:val="en-US" w:eastAsia="zh-CN" w:bidi="ar"/>
         </w:rPr>
+        <w:t>{%if BodyDrugDrugDetectionStr or geneticCancerRiskInfo %}</w:t>
+      </w:r>
+      <w:r>
+        <w:rPr>
+          <w:rFonts w:hint="eastAsia" w:ascii="宋体" w:hAnsi="宋体" w:eastAsia="宋体" w:cs="宋体"/>
+          <w:color w:val="000000"/>
+          <w:kern w:val="0"/>
+          <w:sz w:val="13"/>
+          <w:szCs w:val="13"/>
+          <w:lang w:val="en-US" w:eastAsia="zh-CN" w:bidi="ar"/>
+        </w:rPr>
         <w:t>注：1. 本部分只展示与变异检测基因和癌种类型匹配的临床试验，不以基因/BIOMARKER为筛选条件可登录数据库查询；</w:t>
       </w:r>
     </w:p>
@@ -19762,8 +19760,11 @@
         <w:jc w:val="left"/>
         <w:rPr>
           <w:rFonts w:hint="eastAsia" w:ascii="宋体" w:hAnsi="宋体" w:eastAsia="宋体" w:cs="宋体"/>
+          <w:color w:val="000000"/>
+          <w:kern w:val="0"/>
           <w:sz w:val="13"/>
           <w:szCs w:val="13"/>
+          <w:lang w:val="en-US" w:eastAsia="zh-CN" w:bidi="ar"/>
         </w:rPr>
       </w:pPr>
       <w:r>
@@ -19775,9 +19776,22 @@
           <w:szCs w:val="13"/>
           <w:lang w:val="en-US" w:eastAsia="zh-CN" w:bidi="ar"/>
         </w:rPr>
-        <w:t>3. 入组临床试验之前请登录美国临床药物试验网站：http://www.clinicaltrials.gov，编号NCT码和中国药物试验登记与信息公示平台：http:// www.chinadrugtrials.org.cn 试验编号CTR码，中国试验注册中心：http://www.chictr.org.cn ，试验编号ChiCTR码进行查询和试验信息确认。</w:t>
+        <w:t xml:space="preserve">3. 入组临床试验之前请登录美国临床药物试验网站：http://www.clinicaltrials.gov，编号NCT码和中国药物试验登记与信息公示平台：http:// www.chinadrugtrials.org.cn </w:t>
+      </w:r>
+      <w:bookmarkStart w:id="37" w:name="_GoBack"/>
+      <w:r>
+        <w:rPr>
+          <w:rFonts w:hint="eastAsia" w:ascii="宋体" w:hAnsi="宋体" w:eastAsia="宋体" w:cs="宋体"/>
+          <w:color w:val="000000"/>
+          <w:kern w:val="0"/>
+          <w:sz w:val="13"/>
+          <w:szCs w:val="13"/>
+          <w:lang w:val="en-US" w:eastAsia="zh-CN" w:bidi="ar"/>
+        </w:rPr>
+        <w:t>试验编号CTR码，中国试验注册中心：http://www.chictr.org.cn ，试验编号ChiCTR码进行查询和试验信息确认。{% endif %}</w:t>
       </w:r>
     </w:p>
+    <w:bookmarkEnd w:id="37"/>
     <w:p>
       <w:pPr>
         <w:spacing w:before="26"/>
@@ -20902,8 +20916,8 @@
         </w:rPr>
       </w:pPr>
       <w:bookmarkStart w:id="8" w:name="_Toc149837268"/>
-      <w:bookmarkStart w:id="9" w:name="_Toc11406"/>
-      <w:bookmarkStart w:id="10" w:name="_Toc30346"/>
+      <w:bookmarkStart w:id="9" w:name="_Toc30346"/>
+      <w:bookmarkStart w:id="10" w:name="_Toc11406"/>
       <w:r>
         <w:rPr>
           <w:rFonts w:hint="eastAsia" w:ascii="Times New Roman" w:hAnsi="Times New Roman" w:eastAsia="微软雅黑" w:cs="Times New Roman"/>
@@ -23240,14 +23254,14 @@
       </w:pPr>
       <w:bookmarkStart w:id="11" w:name="_Toc16778"/>
       <w:bookmarkStart w:id="12" w:name="_Toc16593"/>
-      <w:bookmarkStart w:id="13" w:name="_Toc15114"/>
-      <w:bookmarkStart w:id="14" w:name="_Toc3409"/>
-      <w:bookmarkStart w:id="15" w:name="_Toc20170_WPSOffice_Level1"/>
-      <w:bookmarkStart w:id="16" w:name="_Toc28454_WPSOffice_Level1"/>
-      <w:bookmarkStart w:id="17" w:name="_Toc20924"/>
-      <w:bookmarkStart w:id="18" w:name="_Toc31185"/>
+      <w:bookmarkStart w:id="13" w:name="_Toc3409"/>
+      <w:bookmarkStart w:id="14" w:name="_Toc15114"/>
+      <w:bookmarkStart w:id="15" w:name="_Toc27693"/>
+      <w:bookmarkStart w:id="16" w:name="_Toc20924"/>
+      <w:bookmarkStart w:id="17" w:name="_Toc31185"/>
+      <w:bookmarkStart w:id="18" w:name="_Toc20170_WPSOffice_Level1"/>
       <w:bookmarkStart w:id="19" w:name="_Toc26985_WPSOffice_Level1"/>
-      <w:bookmarkStart w:id="20" w:name="_Toc27693"/>
+      <w:bookmarkStart w:id="20" w:name="_Toc28454_WPSOffice_Level1"/>
     </w:p>
     <w:p>
       <w:pPr>
@@ -28573,19 +28587,19 @@
           <w:lang w:val="en-US" w:eastAsia="zh-CN"/>
         </w:rPr>
       </w:pPr>
-      <w:bookmarkStart w:id="22" w:name="_Toc23906"/>
-      <w:bookmarkStart w:id="23" w:name="_Toc24849"/>
-      <w:bookmarkStart w:id="24" w:name="_Toc22967"/>
-      <w:bookmarkStart w:id="25" w:name="_Toc21361"/>
-      <w:bookmarkStart w:id="26" w:name="_Toc13275"/>
+      <w:bookmarkStart w:id="22" w:name="_Toc24849"/>
+      <w:bookmarkStart w:id="23" w:name="_Toc21361"/>
+      <w:bookmarkStart w:id="24" w:name="_Toc23906"/>
+      <w:bookmarkStart w:id="25" w:name="_Toc22967"/>
+      <w:bookmarkStart w:id="26" w:name="_Toc22162_WPSOffice_Level1"/>
       <w:bookmarkStart w:id="27" w:name="_Toc27809"/>
-      <w:bookmarkStart w:id="28" w:name="_Toc22623"/>
-      <w:bookmarkStart w:id="29" w:name="_Toc11901"/>
-      <w:bookmarkStart w:id="30" w:name="_Toc19584_WPSOffice_Level1"/>
-      <w:bookmarkStart w:id="31" w:name="_Toc3213"/>
-      <w:bookmarkStart w:id="32" w:name="_Toc4503"/>
-      <w:bookmarkStart w:id="33" w:name="_Toc17792_WPSOffice_Level2"/>
-      <w:bookmarkStart w:id="34" w:name="_Toc22162_WPSOffice_Level1"/>
+      <w:bookmarkStart w:id="28" w:name="_Toc11901"/>
+      <w:bookmarkStart w:id="29" w:name="_Toc3213"/>
+      <w:bookmarkStart w:id="30" w:name="_Toc22623"/>
+      <w:bookmarkStart w:id="31" w:name="_Toc17792_WPSOffice_Level2"/>
+      <w:bookmarkStart w:id="32" w:name="_Toc19584_WPSOffice_Level1"/>
+      <w:bookmarkStart w:id="33" w:name="_Toc13275"/>
+      <w:bookmarkStart w:id="34" w:name="_Toc4503"/>
       <w:bookmarkStart w:id="35" w:name="_Toc14611_WPSOffice_Level1"/>
       <w:r>
         <w:rPr>

--- a/WebContent/docx/子宫内膜癌检测报告-济南中心.docx
+++ b/WebContent/docx/子宫内膜癌检测报告-济南中心.docx
@@ -930,7 +930,7 @@
               <w:snapToGrid/>
               <w:spacing w:before="0" w:beforeLines="50" w:after="0" w:afterLines="50"/>
               <w:ind w:left="63" w:leftChars="30" w:right="63" w:rightChars="30"/>
-              <w:jc w:val="both"/>
+              <w:jc w:val="center"/>
               <w:textAlignment w:val="auto"/>
               <w:rPr>
                 <w:rFonts w:hint="default" w:ascii="Times New Roman" w:hAnsi="Times New Roman" w:eastAsia="宋体" w:cs="Times New Roman"/>
@@ -1043,7 +1043,7 @@
               <w:snapToGrid/>
               <w:spacing w:before="0" w:beforeLines="50" w:after="0" w:afterLines="50"/>
               <w:ind w:left="63" w:leftChars="30" w:right="63" w:rightChars="30"/>
-              <w:jc w:val="left"/>
+              <w:jc w:val="center"/>
               <w:textAlignment w:val="auto"/>
               <w:rPr>
                 <w:rFonts w:hint="default" w:ascii="Times New Roman" w:hAnsi="Times New Roman" w:eastAsia="宋体" w:cs="Times New Roman"/>
@@ -1154,7 +1154,7 @@
               <w:snapToGrid/>
               <w:spacing w:before="0" w:beforeLines="50" w:after="0" w:afterLines="50"/>
               <w:ind w:left="63" w:leftChars="30" w:right="63" w:rightChars="30"/>
-              <w:jc w:val="left"/>
+              <w:jc w:val="center"/>
               <w:textAlignment w:val="auto"/>
               <w:rPr>
                 <w:rFonts w:hint="default" w:ascii="Times New Roman" w:hAnsi="Times New Roman" w:eastAsia="宋体" w:cs="Times New Roman"/>
@@ -1287,7 +1287,7 @@
               <w:snapToGrid/>
               <w:spacing w:before="0" w:beforeLines="50" w:after="0" w:afterLines="50"/>
               <w:ind w:left="63" w:leftChars="30" w:right="63" w:rightChars="30"/>
-              <w:jc w:val="both"/>
+              <w:jc w:val="center"/>
               <w:textAlignment w:val="auto"/>
               <w:rPr>
                 <w:rFonts w:hint="default" w:ascii="Times New Roman" w:hAnsi="Times New Roman" w:eastAsia="宋体" w:cs="Times New Roman"/>
@@ -1400,7 +1400,7 @@
               <w:snapToGrid/>
               <w:spacing w:before="0" w:beforeLines="50" w:after="0" w:afterLines="50"/>
               <w:ind w:left="63" w:leftChars="30" w:right="63" w:rightChars="30"/>
-              <w:jc w:val="left"/>
+              <w:jc w:val="center"/>
               <w:textAlignment w:val="auto"/>
               <w:rPr>
                 <w:rFonts w:hint="default" w:ascii="Times New Roman" w:hAnsi="Times New Roman" w:eastAsia="宋体" w:cs="Times New Roman"/>
@@ -1511,7 +1511,7 @@
               <w:snapToGrid/>
               <w:spacing w:before="0" w:beforeLines="50" w:after="0" w:afterLines="50"/>
               <w:ind w:left="63" w:leftChars="30" w:right="63" w:rightChars="30"/>
-              <w:jc w:val="left"/>
+              <w:jc w:val="center"/>
               <w:textAlignment w:val="auto"/>
               <w:rPr>
                 <w:rFonts w:hint="default" w:ascii="Times New Roman" w:hAnsi="Times New Roman" w:eastAsia="宋体" w:cs="Times New Roman"/>
@@ -1644,7 +1644,7 @@
               <w:snapToGrid/>
               <w:spacing w:before="0" w:beforeLines="50" w:after="0" w:afterLines="50"/>
               <w:ind w:left="63" w:leftChars="30" w:right="63" w:rightChars="30"/>
-              <w:jc w:val="both"/>
+              <w:jc w:val="center"/>
               <w:textAlignment w:val="auto"/>
               <w:rPr>
                 <w:rFonts w:hint="default" w:ascii="Times New Roman" w:hAnsi="Times New Roman" w:eastAsia="宋体" w:cs="Times New Roman"/>
@@ -1757,7 +1757,7 @@
               <w:snapToGrid/>
               <w:spacing w:before="0" w:beforeLines="50" w:after="0" w:afterLines="50"/>
               <w:ind w:left="63" w:leftChars="30" w:right="63" w:rightChars="30"/>
-              <w:jc w:val="left"/>
+              <w:jc w:val="center"/>
               <w:textAlignment w:val="auto"/>
               <w:rPr>
                 <w:rFonts w:hint="default" w:ascii="Times New Roman" w:hAnsi="Times New Roman" w:eastAsia="宋体" w:cs="Times New Roman"/>
@@ -1868,7 +1868,7 @@
               <w:snapToGrid/>
               <w:spacing w:before="0" w:beforeLines="50" w:after="0" w:afterLines="50"/>
               <w:ind w:left="63" w:leftChars="30" w:right="63" w:rightChars="30"/>
-              <w:jc w:val="left"/>
+              <w:jc w:val="center"/>
               <w:textAlignment w:val="auto"/>
               <w:rPr>
                 <w:rFonts w:hint="default" w:ascii="Times New Roman" w:hAnsi="Times New Roman" w:eastAsia="宋体" w:cs="Times New Roman"/>
@@ -2001,7 +2001,7 @@
               <w:snapToGrid/>
               <w:spacing w:before="0" w:beforeLines="50" w:after="0" w:afterLines="50"/>
               <w:ind w:left="63" w:leftChars="30" w:right="63" w:rightChars="30"/>
-              <w:jc w:val="both"/>
+              <w:jc w:val="center"/>
               <w:textAlignment w:val="auto"/>
               <w:rPr>
                 <w:rFonts w:hint="default" w:ascii="Times New Roman" w:hAnsi="Times New Roman" w:eastAsia="宋体" w:cs="Times New Roman"/>
@@ -2107,7 +2107,7 @@
               <w:snapToGrid/>
               <w:spacing w:before="0" w:beforeLines="50" w:after="0" w:afterLines="50"/>
               <w:ind w:left="63" w:leftChars="30" w:right="63" w:rightChars="30"/>
-              <w:jc w:val="left"/>
+              <w:jc w:val="center"/>
               <w:textAlignment w:val="auto"/>
               <w:rPr>
                 <w:rFonts w:hint="default" w:ascii="Times New Roman" w:hAnsi="Times New Roman" w:eastAsia="宋体" w:cs="Times New Roman"/>
@@ -2219,7 +2219,7 @@
               <w:snapToGrid/>
               <w:spacing w:before="0" w:beforeLines="50" w:after="0" w:afterLines="50"/>
               <w:ind w:left="63" w:leftChars="30" w:right="63" w:rightChars="30"/>
-              <w:jc w:val="left"/>
+              <w:jc w:val="center"/>
               <w:textAlignment w:val="auto"/>
               <w:rPr>
                 <w:rFonts w:hint="default" w:ascii="Times New Roman" w:hAnsi="Times New Roman" w:eastAsia="宋体" w:cs="Times New Roman"/>
@@ -2351,7 +2351,7 @@
               <w:snapToGrid/>
               <w:spacing w:before="0" w:beforeLines="50" w:after="0" w:afterLines="50"/>
               <w:ind w:left="63" w:leftChars="30" w:right="63" w:rightChars="30"/>
-              <w:jc w:val="both"/>
+              <w:jc w:val="center"/>
               <w:textAlignment w:val="auto"/>
               <w:rPr>
                 <w:rFonts w:hint="default" w:ascii="Times New Roman" w:hAnsi="Times New Roman" w:eastAsia="宋体" w:cs="Times New Roman"/>
@@ -2463,7 +2463,7 @@
               <w:snapToGrid/>
               <w:spacing w:before="0" w:beforeLines="50" w:after="0" w:afterLines="50"/>
               <w:ind w:left="63" w:leftChars="30" w:right="63" w:rightChars="30"/>
-              <w:jc w:val="left"/>
+              <w:jc w:val="center"/>
               <w:textAlignment w:val="auto"/>
               <w:rPr>
                 <w:rFonts w:hint="default" w:ascii="Times New Roman" w:hAnsi="Times New Roman" w:eastAsia="宋体" w:cs="Times New Roman"/>
@@ -2574,7 +2574,7 @@
               <w:snapToGrid/>
               <w:spacing w:before="0" w:beforeLines="50" w:after="0" w:afterLines="50"/>
               <w:ind w:left="63" w:leftChars="30" w:right="63" w:rightChars="30"/>
-              <w:jc w:val="left"/>
+              <w:jc w:val="center"/>
               <w:textAlignment w:val="auto"/>
               <w:rPr>
                 <w:rFonts w:hint="default" w:ascii="Times New Roman" w:hAnsi="Times New Roman" w:eastAsia="宋体" w:cs="Times New Roman"/>
@@ -5576,12 +5576,6 @@
             <w:insideH w:val="dotted" w:color="00B050" w:sz="4" w:space="0"/>
             <w:insideV w:val="dotted" w:color="00B050" w:sz="4" w:space="0"/>
           </w:tblBorders>
-          <w:tblCellMar>
-            <w:top w:w="0" w:type="dxa"/>
-            <w:left w:w="108" w:type="dxa"/>
-            <w:bottom w:w="0" w:type="dxa"/>
-            <w:right w:w="108" w:type="dxa"/>
-          </w:tblCellMar>
         </w:tblPrEx>
         <w:trPr>
           <w:trHeight w:val="454" w:hRule="atLeast"/>
@@ -6258,12 +6252,6 @@
             <w:insideH w:val="single" w:color="auto" w:sz="4" w:space="0"/>
             <w:insideV w:val="none" w:color="auto" w:sz="0" w:space="0"/>
           </w:tblBorders>
-          <w:tblCellMar>
-            <w:top w:w="0" w:type="dxa"/>
-            <w:left w:w="0" w:type="dxa"/>
-            <w:bottom w:w="0" w:type="dxa"/>
-            <w:right w:w="0" w:type="dxa"/>
-          </w:tblCellMar>
         </w:tblPrEx>
         <w:trPr>
           <w:trHeight w:val="510" w:hRule="atLeast"/>
@@ -13354,8 +13342,8 @@
           <w:lang w:eastAsia="zh-CN"/>
         </w:rPr>
       </w:pPr>
-      <w:bookmarkStart w:id="2" w:name="_Toc9663"/>
-      <w:bookmarkStart w:id="3" w:name="_Toc149837263"/>
+      <w:bookmarkStart w:id="2" w:name="_Toc149837263"/>
+      <w:bookmarkStart w:id="3" w:name="_Toc9663"/>
       <w:bookmarkStart w:id="4" w:name="_Toc180"/>
       <w:r>
         <w:rPr>
@@ -16860,12 +16848,6 @@
             <w:insideH w:val="single" w:color="A4A4A4" w:themeColor="background1" w:themeShade="A5" w:sz="4" w:space="0"/>
             <w:insideV w:val="single" w:color="A4A4A4" w:themeColor="background1" w:themeShade="A5" w:sz="4" w:space="0"/>
           </w:tblBorders>
-          <w:tblCellMar>
-            <w:top w:w="40" w:type="dxa"/>
-            <w:left w:w="40" w:type="dxa"/>
-            <w:bottom w:w="40" w:type="dxa"/>
-            <w:right w:w="40" w:type="dxa"/>
-          </w:tblCellMar>
         </w:tblPrEx>
         <w:trPr>
           <w:trHeight w:val="41" w:hRule="atLeast"/>
@@ -19042,6 +19024,12 @@
             <w:insideH w:val="single" w:color="auto" w:sz="4" w:space="0"/>
             <w:insideV w:val="none" w:color="auto" w:sz="0" w:space="0"/>
           </w:tblBorders>
+          <w:tblCellMar>
+            <w:top w:w="0" w:type="dxa"/>
+            <w:left w:w="108" w:type="dxa"/>
+            <w:bottom w:w="0" w:type="dxa"/>
+            <w:right w:w="108" w:type="dxa"/>
+          </w:tblCellMar>
         </w:tblPrEx>
         <w:trPr>
           <w:trHeight w:val="420" w:hRule="atLeast"/>
@@ -19712,18 +19700,7 @@
           <w:szCs w:val="13"/>
           <w:lang w:val="en-US" w:eastAsia="zh-CN" w:bidi="ar"/>
         </w:rPr>
-        <w:t>{%if BodyDrugDrugDetectionStr or geneticCancerRiskInfo %}</w:t>
-      </w:r>
-      <w:r>
-        <w:rPr>
-          <w:rFonts w:hint="eastAsia" w:ascii="宋体" w:hAnsi="宋体" w:eastAsia="宋体" w:cs="宋体"/>
-          <w:color w:val="000000"/>
-          <w:kern w:val="0"/>
-          <w:sz w:val="13"/>
-          <w:szCs w:val="13"/>
-          <w:lang w:val="en-US" w:eastAsia="zh-CN" w:bidi="ar"/>
-        </w:rPr>
-        <w:t>注：1. 本部分只展示与变异检测基因和癌种类型匹配的临床试验，不以基因/BIOMARKER为筛选条件可登录数据库查询；</w:t>
+        <w:t>{%if BodyDrugDrugDetectionStr or geneticCancerRiskInfo %}注：1. 本部分只展示与变异检测基因和癌种类型匹配的临床试验，不以基因/BIOMARKER为筛选条件可登录数据库查询；</w:t>
       </w:r>
     </w:p>
     <w:p>
@@ -19776,22 +19753,9 @@
           <w:szCs w:val="13"/>
           <w:lang w:val="en-US" w:eastAsia="zh-CN" w:bidi="ar"/>
         </w:rPr>
-        <w:t xml:space="preserve">3. 入组临床试验之前请登录美国临床药物试验网站：http://www.clinicaltrials.gov，编号NCT码和中国药物试验登记与信息公示平台：http:// www.chinadrugtrials.org.cn </w:t>
-      </w:r>
-      <w:bookmarkStart w:id="37" w:name="_GoBack"/>
-      <w:r>
-        <w:rPr>
-          <w:rFonts w:hint="eastAsia" w:ascii="宋体" w:hAnsi="宋体" w:eastAsia="宋体" w:cs="宋体"/>
-          <w:color w:val="000000"/>
-          <w:kern w:val="0"/>
-          <w:sz w:val="13"/>
-          <w:szCs w:val="13"/>
-          <w:lang w:val="en-US" w:eastAsia="zh-CN" w:bidi="ar"/>
-        </w:rPr>
-        <w:t>试验编号CTR码，中国试验注册中心：http://www.chictr.org.cn ，试验编号ChiCTR码进行查询和试验信息确认。{% endif %}</w:t>
+        <w:t>3. 入组临床试验之前请登录美国临床药物试验网站：http://www.clinicaltrials.gov，编号NCT码和中国药物试验登记与信息公示平台：http:// www.chinadrugtrials.org.cn 试验编号CTR码，中国试验注册中心：http://www.chictr.org.cn ，试验编号ChiCTR码进行查询和试验信息确认。{% endif %}</w:t>
       </w:r>
     </w:p>
-    <w:bookmarkEnd w:id="37"/>
     <w:p>
       <w:pPr>
         <w:spacing w:before="26"/>
@@ -23254,14 +23218,14 @@
       </w:pPr>
       <w:bookmarkStart w:id="11" w:name="_Toc16778"/>
       <w:bookmarkStart w:id="12" w:name="_Toc16593"/>
-      <w:bookmarkStart w:id="13" w:name="_Toc3409"/>
-      <w:bookmarkStart w:id="14" w:name="_Toc15114"/>
-      <w:bookmarkStart w:id="15" w:name="_Toc27693"/>
-      <w:bookmarkStart w:id="16" w:name="_Toc20924"/>
-      <w:bookmarkStart w:id="17" w:name="_Toc31185"/>
+      <w:bookmarkStart w:id="13" w:name="_Toc15114"/>
+      <w:bookmarkStart w:id="14" w:name="_Toc3409"/>
+      <w:bookmarkStart w:id="15" w:name="_Toc20924"/>
+      <w:bookmarkStart w:id="16" w:name="_Toc27693"/>
+      <w:bookmarkStart w:id="17" w:name="_Toc28454_WPSOffice_Level1"/>
       <w:bookmarkStart w:id="18" w:name="_Toc20170_WPSOffice_Level1"/>
       <w:bookmarkStart w:id="19" w:name="_Toc26985_WPSOffice_Level1"/>
-      <w:bookmarkStart w:id="20" w:name="_Toc28454_WPSOffice_Level1"/>
+      <w:bookmarkStart w:id="20" w:name="_Toc31185"/>
     </w:p>
     <w:p>
       <w:pPr>
@@ -28080,6 +28044,24 @@
         </w:rPr>
         <w:t>性化精准诊疗提供分子分型、预后评估、靶向用药等参考信息。参考基因组为 GRCh37/hg19，变异命名原则参考HGVS规则。</w:t>
       </w:r>
+      <w:r>
+        <w:rPr>
+          <w:rFonts w:hint="eastAsia" w:ascii="宋体" w:hAnsi="宋体" w:eastAsia="宋体" w:cs="宋体"/>
+          <w:color w:val="000000" w:themeColor="text1"/>
+          <w:sz w:val="21"/>
+          <w:szCs w:val="21"/>
+          <w:highlight w:val="none"/>
+          <w:lang w:val="en-US" w:eastAsia="zh-CN"/>
+          <w14:textFill>
+            <w14:solidFill>
+              <w14:schemeClr w14:val="tx1"/>
+            </w14:solidFill>
+          </w14:textFill>
+        </w:rPr>
+        <w:t>分析采用自主开发软件Novo2025_v1.0.0。</w:t>
+      </w:r>
+      <w:bookmarkStart w:id="37" w:name="_GoBack"/>
+      <w:bookmarkEnd w:id="37"/>
     </w:p>
     <w:p>
       <w:pPr>
@@ -28587,19 +28569,19 @@
           <w:lang w:val="en-US" w:eastAsia="zh-CN"/>
         </w:rPr>
       </w:pPr>
-      <w:bookmarkStart w:id="22" w:name="_Toc24849"/>
-      <w:bookmarkStart w:id="23" w:name="_Toc21361"/>
-      <w:bookmarkStart w:id="24" w:name="_Toc23906"/>
-      <w:bookmarkStart w:id="25" w:name="_Toc22967"/>
-      <w:bookmarkStart w:id="26" w:name="_Toc22162_WPSOffice_Level1"/>
-      <w:bookmarkStart w:id="27" w:name="_Toc27809"/>
-      <w:bookmarkStart w:id="28" w:name="_Toc11901"/>
-      <w:bookmarkStart w:id="29" w:name="_Toc3213"/>
-      <w:bookmarkStart w:id="30" w:name="_Toc22623"/>
-      <w:bookmarkStart w:id="31" w:name="_Toc17792_WPSOffice_Level2"/>
-      <w:bookmarkStart w:id="32" w:name="_Toc19584_WPSOffice_Level1"/>
-      <w:bookmarkStart w:id="33" w:name="_Toc13275"/>
-      <w:bookmarkStart w:id="34" w:name="_Toc4503"/>
+      <w:bookmarkStart w:id="22" w:name="_Toc21361"/>
+      <w:bookmarkStart w:id="23" w:name="_Toc24849"/>
+      <w:bookmarkStart w:id="24" w:name="_Toc22967"/>
+      <w:bookmarkStart w:id="25" w:name="_Toc23906"/>
+      <w:bookmarkStart w:id="26" w:name="_Toc22623"/>
+      <w:bookmarkStart w:id="27" w:name="_Toc17792_WPSOffice_Level2"/>
+      <w:bookmarkStart w:id="28" w:name="_Toc22162_WPSOffice_Level1"/>
+      <w:bookmarkStart w:id="29" w:name="_Toc19584_WPSOffice_Level1"/>
+      <w:bookmarkStart w:id="30" w:name="_Toc13275"/>
+      <w:bookmarkStart w:id="31" w:name="_Toc4503"/>
+      <w:bookmarkStart w:id="32" w:name="_Toc11901"/>
+      <w:bookmarkStart w:id="33" w:name="_Toc27809"/>
+      <w:bookmarkStart w:id="34" w:name="_Toc3213"/>
       <w:bookmarkStart w:id="35" w:name="_Toc14611_WPSOffice_Level1"/>
       <w:r>
         <w:rPr>
@@ -29603,7 +29585,7 @@
                               <w:szCs w:val="18"/>
                               <w:lang w:eastAsia="zh-CN"/>
                             </w:rPr>
-                            <w:t xml:space="preserve">第 </w:t>
+                            <w:t>第</w:t>
                           </w:r>
                           <w:r>
                             <w:rPr>
@@ -29669,7 +29651,30 @@
                               <w:szCs w:val="18"/>
                               <w:lang w:eastAsia="zh-CN"/>
                             </w:rPr>
-                            <w:t xml:space="preserve"> 页 共 </w:t>
+                            <w:t>页</w:t>
+                          </w:r>
+                          <w:r>
+                            <w:rPr>
+                              <w:rFonts w:hint="eastAsia" w:ascii="宋体" w:hAnsi="宋体" w:eastAsia="宋体" w:cs="宋体"/>
+                              <w:b w:val="0"/>
+                              <w:bCs w:val="0"/>
+                              <w:sz w:val="18"/>
+                              <w:szCs w:val="18"/>
+                              <w:lang w:val="en-US" w:eastAsia="zh-CN"/>
+                            </w:rPr>
+                            <w:t>/</w:t>
+                          </w:r>
+                          <w:r>
+                            <w:rPr>
+                              <w:rFonts w:hint="eastAsia" w:ascii="宋体" w:hAnsi="宋体" w:eastAsia="宋体" w:cs="宋体"/>
+                              <w:b w:val="0"/>
+                              <w:bCs w:val="0"/>
+                              <w:spacing w:val="0"/>
+                              <w:sz w:val="18"/>
+                              <w:szCs w:val="18"/>
+                              <w:lang w:eastAsia="zh-CN"/>
+                            </w:rPr>
+                            <w:t>共</w:t>
                           </w:r>
                           <w:r>
                             <w:rPr>
@@ -29823,7 +29828,7 @@
                               <w:szCs w:val="18"/>
                               <w:lang w:eastAsia="zh-CN"/>
                             </w:rPr>
-                            <w:t xml:space="preserve"> 页</w:t>
+                            <w:t>页</w:t>
                           </w:r>
                         </w:p>
                       </w:txbxContent>
@@ -29867,7 +29872,7 @@
                         <w:szCs w:val="18"/>
                         <w:lang w:eastAsia="zh-CN"/>
                       </w:rPr>
-                      <w:t xml:space="preserve">第 </w:t>
+                      <w:t>第</w:t>
                     </w:r>
                     <w:r>
                       <w:rPr>
@@ -29933,7 +29938,30 @@
                         <w:szCs w:val="18"/>
                         <w:lang w:eastAsia="zh-CN"/>
                       </w:rPr>
-                      <w:t xml:space="preserve"> 页 共 </w:t>
+                      <w:t>页</w:t>
+                    </w:r>
+                    <w:r>
+                      <w:rPr>
+                        <w:rFonts w:hint="eastAsia" w:ascii="宋体" w:hAnsi="宋体" w:eastAsia="宋体" w:cs="宋体"/>
+                        <w:b w:val="0"/>
+                        <w:bCs w:val="0"/>
+                        <w:sz w:val="18"/>
+                        <w:szCs w:val="18"/>
+                        <w:lang w:val="en-US" w:eastAsia="zh-CN"/>
+                      </w:rPr>
+                      <w:t>/</w:t>
+                    </w:r>
+                    <w:r>
+                      <w:rPr>
+                        <w:rFonts w:hint="eastAsia" w:ascii="宋体" w:hAnsi="宋体" w:eastAsia="宋体" w:cs="宋体"/>
+                        <w:b w:val="0"/>
+                        <w:bCs w:val="0"/>
+                        <w:spacing w:val="0"/>
+                        <w:sz w:val="18"/>
+                        <w:szCs w:val="18"/>
+                        <w:lang w:eastAsia="zh-CN"/>
+                      </w:rPr>
+                      <w:t>共</w:t>
                     </w:r>
                     <w:r>
                       <w:rPr>
@@ -30087,7 +30115,7 @@
                         <w:szCs w:val="18"/>
                         <w:lang w:eastAsia="zh-CN"/>
                       </w:rPr>
-                      <w:t xml:space="preserve"> 页</w:t>
+                      <w:t>页</w:t>
                     </w:r>
                   </w:p>
                 </w:txbxContent>

--- a/WebContent/docx/子宫内膜癌检测报告-济南中心.docx
+++ b/WebContent/docx/子宫内膜癌检测报告-济南中心.docx
@@ -2012,6 +2012,7 @@
                 <w:vertAlign w:val="baseline"/>
               </w:rPr>
             </w:pPr>
+            <w:bookmarkStart w:id="37" w:name="_GoBack"/>
             <w:r>
               <w:rPr>
                 <w:rFonts w:hint="default" w:ascii="Times New Roman" w:hAnsi="Times New Roman" w:eastAsia="宋体" w:cs="Times New Roman"/>
@@ -2020,8 +2021,49 @@
                 <w:szCs w:val="21"/>
                 <w:lang w:eastAsia="zh-CN"/>
               </w:rPr>
-              <w:t>{{ specimentype }}</w:t>
-            </w:r>
+              <w:t>{% if summaryOfRresults.type == “tissue” %}组织</w:t>
+            </w:r>
+            <w:r>
+              <w:rPr>
+                <w:rFonts w:hint="default" w:ascii="Times New Roman" w:hAnsi="Times New Roman" w:eastAsia="宋体" w:cs="Times New Roman"/>
+                <w:color w:val="000000"/>
+                <w:sz w:val="21"/>
+                <w:szCs w:val="21"/>
+                <w:lang w:val="en-US" w:eastAsia="zh-CN"/>
+              </w:rPr>
+              <w:t>+全血</w:t>
+            </w:r>
+            <w:r>
+              <w:rPr>
+                <w:rFonts w:hint="default" w:ascii="Times New Roman" w:hAnsi="Times New Roman" w:eastAsia="宋体" w:cs="Times New Roman"/>
+                <w:color w:val="000000"/>
+                <w:sz w:val="21"/>
+                <w:szCs w:val="21"/>
+                <w:lang w:eastAsia="zh-CN"/>
+              </w:rPr>
+              <w:t>{% else %}</w:t>
+            </w:r>
+            <w:r>
+              <w:rPr>
+                <w:rFonts w:hint="default" w:ascii="Times New Roman" w:hAnsi="Times New Roman" w:eastAsia="宋体" w:cs="Times New Roman"/>
+                <w:color w:val="000000"/>
+                <w:sz w:val="21"/>
+                <w:szCs w:val="21"/>
+                <w:lang w:val="en-US" w:eastAsia="zh-CN"/>
+              </w:rPr>
+              <w:t>全</w:t>
+            </w:r>
+            <w:r>
+              <w:rPr>
+                <w:rFonts w:hint="default" w:ascii="Times New Roman" w:hAnsi="Times New Roman" w:eastAsia="宋体" w:cs="Times New Roman"/>
+                <w:color w:val="000000"/>
+                <w:sz w:val="21"/>
+                <w:szCs w:val="21"/>
+                <w:lang w:eastAsia="zh-CN"/>
+              </w:rPr>
+              <w:t>血{% endif %}</w:t>
+            </w:r>
+            <w:bookmarkEnd w:id="37"/>
           </w:p>
         </w:tc>
         <w:tc>
@@ -5576,6 +5618,12 @@
             <w:insideH w:val="dotted" w:color="00B050" w:sz="4" w:space="0"/>
             <w:insideV w:val="dotted" w:color="00B050" w:sz="4" w:space="0"/>
           </w:tblBorders>
+          <w:tblCellMar>
+            <w:top w:w="0" w:type="dxa"/>
+            <w:left w:w="108" w:type="dxa"/>
+            <w:bottom w:w="0" w:type="dxa"/>
+            <w:right w:w="108" w:type="dxa"/>
+          </w:tblCellMar>
         </w:tblPrEx>
         <w:trPr>
           <w:trHeight w:val="454" w:hRule="atLeast"/>
@@ -6252,6 +6300,12 @@
             <w:insideH w:val="single" w:color="auto" w:sz="4" w:space="0"/>
             <w:insideV w:val="none" w:color="auto" w:sz="0" w:space="0"/>
           </w:tblBorders>
+          <w:tblCellMar>
+            <w:top w:w="0" w:type="dxa"/>
+            <w:left w:w="0" w:type="dxa"/>
+            <w:bottom w:w="0" w:type="dxa"/>
+            <w:right w:w="0" w:type="dxa"/>
+          </w:tblCellMar>
         </w:tblPrEx>
         <w:trPr>
           <w:trHeight w:val="510" w:hRule="atLeast"/>
@@ -12357,12 +12411,6 @@
             <w:insideH w:val="single" w:color="auto" w:sz="4" w:space="0"/>
             <w:insideV w:val="none" w:color="auto" w:sz="0" w:space="0"/>
           </w:tblBorders>
-          <w:tblCellMar>
-            <w:top w:w="0" w:type="dxa"/>
-            <w:left w:w="0" w:type="dxa"/>
-            <w:bottom w:w="0" w:type="dxa"/>
-            <w:right w:w="0" w:type="dxa"/>
-          </w:tblCellMar>
         </w:tblPrEx>
         <w:trPr>
           <w:trHeight w:val="510" w:hRule="atLeast"/>
@@ -13342,9 +13390,9 @@
           <w:lang w:eastAsia="zh-CN"/>
         </w:rPr>
       </w:pPr>
-      <w:bookmarkStart w:id="2" w:name="_Toc149837263"/>
-      <w:bookmarkStart w:id="3" w:name="_Toc9663"/>
-      <w:bookmarkStart w:id="4" w:name="_Toc180"/>
+      <w:bookmarkStart w:id="2" w:name="_Toc180"/>
+      <w:bookmarkStart w:id="3" w:name="_Toc149837263"/>
+      <w:bookmarkStart w:id="4" w:name="_Toc9663"/>
       <w:r>
         <w:rPr>
           <w:rFonts w:ascii="Gotham Book" w:hAnsi="Gotham Book" w:eastAsia="方正德赛黑简体 512B" w:cs="Times New Roman"/>
@@ -13613,12 +13661,6 @@
             <w:insideH w:val="single" w:color="A4A4A4" w:themeColor="background1" w:themeShade="A5" w:sz="4" w:space="0"/>
             <w:insideV w:val="single" w:color="A4A4A4" w:themeColor="background1" w:themeShade="A5" w:sz="4" w:space="0"/>
           </w:tblBorders>
-          <w:tblCellMar>
-            <w:top w:w="40" w:type="dxa"/>
-            <w:left w:w="40" w:type="dxa"/>
-            <w:bottom w:w="40" w:type="dxa"/>
-            <w:right w:w="40" w:type="dxa"/>
-          </w:tblCellMar>
         </w:tblPrEx>
         <w:trPr>
           <w:trHeight w:val="0" w:hRule="atLeast"/>
@@ -16848,6 +16890,12 @@
             <w:insideH w:val="single" w:color="A4A4A4" w:themeColor="background1" w:themeShade="A5" w:sz="4" w:space="0"/>
             <w:insideV w:val="single" w:color="A4A4A4" w:themeColor="background1" w:themeShade="A5" w:sz="4" w:space="0"/>
           </w:tblBorders>
+          <w:tblCellMar>
+            <w:top w:w="40" w:type="dxa"/>
+            <w:left w:w="40" w:type="dxa"/>
+            <w:bottom w:w="40" w:type="dxa"/>
+            <w:right w:w="40" w:type="dxa"/>
+          </w:tblCellMar>
         </w:tblPrEx>
         <w:trPr>
           <w:trHeight w:val="41" w:hRule="atLeast"/>
@@ -20880,8 +20928,8 @@
         </w:rPr>
       </w:pPr>
       <w:bookmarkStart w:id="8" w:name="_Toc149837268"/>
-      <w:bookmarkStart w:id="9" w:name="_Toc30346"/>
-      <w:bookmarkStart w:id="10" w:name="_Toc11406"/>
+      <w:bookmarkStart w:id="9" w:name="_Toc11406"/>
+      <w:bookmarkStart w:id="10" w:name="_Toc30346"/>
       <w:r>
         <w:rPr>
           <w:rFonts w:hint="eastAsia" w:ascii="Times New Roman" w:hAnsi="Times New Roman" w:eastAsia="微软雅黑" w:cs="Times New Roman"/>
@@ -21131,12 +21179,6 @@
             <w:insideH w:val="single" w:color="416AAB" w:sz="24" w:space="0"/>
             <w:insideV w:val="single" w:color="416AAB" w:sz="24" w:space="0"/>
           </w:tblBorders>
-          <w:tblCellMar>
-            <w:top w:w="0" w:type="dxa"/>
-            <w:left w:w="0" w:type="dxa"/>
-            <w:bottom w:w="0" w:type="dxa"/>
-            <w:right w:w="0" w:type="dxa"/>
-          </w:tblCellMar>
         </w:tblPrEx>
         <w:trPr>
           <w:trHeight w:val="513" w:hRule="atLeast"/>
@@ -23218,14 +23260,14 @@
       </w:pPr>
       <w:bookmarkStart w:id="11" w:name="_Toc16778"/>
       <w:bookmarkStart w:id="12" w:name="_Toc16593"/>
-      <w:bookmarkStart w:id="13" w:name="_Toc15114"/>
-      <w:bookmarkStart w:id="14" w:name="_Toc3409"/>
-      <w:bookmarkStart w:id="15" w:name="_Toc20924"/>
-      <w:bookmarkStart w:id="16" w:name="_Toc27693"/>
-      <w:bookmarkStart w:id="17" w:name="_Toc28454_WPSOffice_Level1"/>
-      <w:bookmarkStart w:id="18" w:name="_Toc20170_WPSOffice_Level1"/>
-      <w:bookmarkStart w:id="19" w:name="_Toc26985_WPSOffice_Level1"/>
-      <w:bookmarkStart w:id="20" w:name="_Toc31185"/>
+      <w:bookmarkStart w:id="13" w:name="_Toc3409"/>
+      <w:bookmarkStart w:id="14" w:name="_Toc15114"/>
+      <w:bookmarkStart w:id="15" w:name="_Toc28454_WPSOffice_Level1"/>
+      <w:bookmarkStart w:id="16" w:name="_Toc26985_WPSOffice_Level1"/>
+      <w:bookmarkStart w:id="17" w:name="_Toc20170_WPSOffice_Level1"/>
+      <w:bookmarkStart w:id="18" w:name="_Toc20924"/>
+      <w:bookmarkStart w:id="19" w:name="_Toc31185"/>
+      <w:bookmarkStart w:id="20" w:name="_Toc27693"/>
     </w:p>
     <w:p>
       <w:pPr>
@@ -28060,8 +28102,6 @@
         </w:rPr>
         <w:t>分析采用自主开发软件Novo2025_v1.0.0。</w:t>
       </w:r>
-      <w:bookmarkStart w:id="37" w:name="_GoBack"/>
-      <w:bookmarkEnd w:id="37"/>
     </w:p>
     <w:p>
       <w:pPr>
@@ -28569,20 +28609,20 @@
           <w:lang w:val="en-US" w:eastAsia="zh-CN"/>
         </w:rPr>
       </w:pPr>
-      <w:bookmarkStart w:id="22" w:name="_Toc21361"/>
-      <w:bookmarkStart w:id="23" w:name="_Toc24849"/>
-      <w:bookmarkStart w:id="24" w:name="_Toc22967"/>
-      <w:bookmarkStart w:id="25" w:name="_Toc23906"/>
-      <w:bookmarkStart w:id="26" w:name="_Toc22623"/>
-      <w:bookmarkStart w:id="27" w:name="_Toc17792_WPSOffice_Level2"/>
-      <w:bookmarkStart w:id="28" w:name="_Toc22162_WPSOffice_Level1"/>
-      <w:bookmarkStart w:id="29" w:name="_Toc19584_WPSOffice_Level1"/>
-      <w:bookmarkStart w:id="30" w:name="_Toc13275"/>
-      <w:bookmarkStart w:id="31" w:name="_Toc4503"/>
-      <w:bookmarkStart w:id="32" w:name="_Toc11901"/>
-      <w:bookmarkStart w:id="33" w:name="_Toc27809"/>
-      <w:bookmarkStart w:id="34" w:name="_Toc3213"/>
-      <w:bookmarkStart w:id="35" w:name="_Toc14611_WPSOffice_Level1"/>
+      <w:bookmarkStart w:id="22" w:name="_Toc22967"/>
+      <w:bookmarkStart w:id="23" w:name="_Toc23906"/>
+      <w:bookmarkStart w:id="24" w:name="_Toc21361"/>
+      <w:bookmarkStart w:id="25" w:name="_Toc24849"/>
+      <w:bookmarkStart w:id="26" w:name="_Toc17792_WPSOffice_Level2"/>
+      <w:bookmarkStart w:id="27" w:name="_Toc19584_WPSOffice_Level1"/>
+      <w:bookmarkStart w:id="28" w:name="_Toc27809"/>
+      <w:bookmarkStart w:id="29" w:name="_Toc4503"/>
+      <w:bookmarkStart w:id="30" w:name="_Toc22623"/>
+      <w:bookmarkStart w:id="31" w:name="_Toc22162_WPSOffice_Level1"/>
+      <w:bookmarkStart w:id="32" w:name="_Toc13275"/>
+      <w:bookmarkStart w:id="33" w:name="_Toc11901"/>
+      <w:bookmarkStart w:id="34" w:name="_Toc14611_WPSOffice_Level1"/>
+      <w:bookmarkStart w:id="35" w:name="_Toc3213"/>
       <w:r>
         <w:rPr>
           <w:rFonts w:ascii="Gotham Book" w:hAnsi="Gotham Book" w:eastAsia="方正德赛黑简体 512B" w:cs="Times New Roman"/>

--- a/WebContent/docx/子宫内膜癌检测报告-济南中心.docx
+++ b/WebContent/docx/子宫内膜癌检测报告-济南中心.docx
@@ -2012,7 +2012,6 @@
                 <w:vertAlign w:val="baseline"/>
               </w:rPr>
             </w:pPr>
-            <w:bookmarkStart w:id="37" w:name="_GoBack"/>
             <w:r>
               <w:rPr>
                 <w:rFonts w:hint="default" w:ascii="Times New Roman" w:hAnsi="Times New Roman" w:eastAsia="宋体" w:cs="Times New Roman"/>
@@ -2063,7 +2062,6 @@
               </w:rPr>
               <w:t>血{% endif %}</w:t>
             </w:r>
-            <w:bookmarkEnd w:id="37"/>
           </w:p>
         </w:tc>
         <w:tc>
@@ -5980,8 +5978,8 @@
           <w:lang w:val="zh-Hans" w:eastAsia="zh-CN"/>
         </w:rPr>
       </w:pPr>
-      <w:bookmarkStart w:id="0" w:name="_Toc149837259"/>
-      <w:bookmarkStart w:id="1" w:name="_Toc30305"/>
+      <w:bookmarkStart w:id="0" w:name="_Toc30305"/>
+      <w:bookmarkStart w:id="1" w:name="_Toc149837259"/>
     </w:p>
     <w:p>
       <w:pPr>
@@ -12411,6 +12409,12 @@
             <w:insideH w:val="single" w:color="auto" w:sz="4" w:space="0"/>
             <w:insideV w:val="none" w:color="auto" w:sz="0" w:space="0"/>
           </w:tblBorders>
+          <w:tblCellMar>
+            <w:top w:w="0" w:type="dxa"/>
+            <w:left w:w="0" w:type="dxa"/>
+            <w:bottom w:w="0" w:type="dxa"/>
+            <w:right w:w="0" w:type="dxa"/>
+          </w:tblCellMar>
         </w:tblPrEx>
         <w:trPr>
           <w:trHeight w:val="510" w:hRule="atLeast"/>
@@ -13391,8 +13395,8 @@
         </w:rPr>
       </w:pPr>
       <w:bookmarkStart w:id="2" w:name="_Toc180"/>
-      <w:bookmarkStart w:id="3" w:name="_Toc149837263"/>
-      <w:bookmarkStart w:id="4" w:name="_Toc9663"/>
+      <w:bookmarkStart w:id="3" w:name="_Toc9663"/>
+      <w:bookmarkStart w:id="4" w:name="_Toc149837263"/>
       <w:r>
         <w:rPr>
           <w:rFonts w:ascii="Gotham Book" w:hAnsi="Gotham Book" w:eastAsia="方正德赛黑简体 512B" w:cs="Times New Roman"/>
@@ -13661,6 +13665,12 @@
             <w:insideH w:val="single" w:color="A4A4A4" w:themeColor="background1" w:themeShade="A5" w:sz="4" w:space="0"/>
             <w:insideV w:val="single" w:color="A4A4A4" w:themeColor="background1" w:themeShade="A5" w:sz="4" w:space="0"/>
           </w:tblBorders>
+          <w:tblCellMar>
+            <w:top w:w="40" w:type="dxa"/>
+            <w:left w:w="40" w:type="dxa"/>
+            <w:bottom w:w="40" w:type="dxa"/>
+            <w:right w:w="40" w:type="dxa"/>
+          </w:tblCellMar>
         </w:tblPrEx>
         <w:trPr>
           <w:trHeight w:val="0" w:hRule="atLeast"/>
@@ -20928,8 +20938,8 @@
         </w:rPr>
       </w:pPr>
       <w:bookmarkStart w:id="8" w:name="_Toc149837268"/>
-      <w:bookmarkStart w:id="9" w:name="_Toc11406"/>
-      <w:bookmarkStart w:id="10" w:name="_Toc30346"/>
+      <w:bookmarkStart w:id="9" w:name="_Toc30346"/>
+      <w:bookmarkStart w:id="10" w:name="_Toc11406"/>
       <w:r>
         <w:rPr>
           <w:rFonts w:hint="eastAsia" w:ascii="Times New Roman" w:hAnsi="Times New Roman" w:eastAsia="微软雅黑" w:cs="Times New Roman"/>
@@ -21179,6 +21189,12 @@
             <w:insideH w:val="single" w:color="416AAB" w:sz="24" w:space="0"/>
             <w:insideV w:val="single" w:color="416AAB" w:sz="24" w:space="0"/>
           </w:tblBorders>
+          <w:tblCellMar>
+            <w:top w:w="0" w:type="dxa"/>
+            <w:left w:w="0" w:type="dxa"/>
+            <w:bottom w:w="0" w:type="dxa"/>
+            <w:right w:w="0" w:type="dxa"/>
+          </w:tblCellMar>
         </w:tblPrEx>
         <w:trPr>
           <w:trHeight w:val="513" w:hRule="atLeast"/>
@@ -23262,12 +23278,12 @@
       <w:bookmarkStart w:id="12" w:name="_Toc16593"/>
       <w:bookmarkStart w:id="13" w:name="_Toc3409"/>
       <w:bookmarkStart w:id="14" w:name="_Toc15114"/>
-      <w:bookmarkStart w:id="15" w:name="_Toc28454_WPSOffice_Level1"/>
-      <w:bookmarkStart w:id="16" w:name="_Toc26985_WPSOffice_Level1"/>
-      <w:bookmarkStart w:id="17" w:name="_Toc20170_WPSOffice_Level1"/>
-      <w:bookmarkStart w:id="18" w:name="_Toc20924"/>
-      <w:bookmarkStart w:id="19" w:name="_Toc31185"/>
-      <w:bookmarkStart w:id="20" w:name="_Toc27693"/>
+      <w:bookmarkStart w:id="15" w:name="_Toc31185"/>
+      <w:bookmarkStart w:id="16" w:name="_Toc27693"/>
+      <w:bookmarkStart w:id="17" w:name="_Toc28454_WPSOffice_Level1"/>
+      <w:bookmarkStart w:id="18" w:name="_Toc26985_WPSOffice_Level1"/>
+      <w:bookmarkStart w:id="19" w:name="_Toc20170_WPSOffice_Level1"/>
+      <w:bookmarkStart w:id="20" w:name="_Toc20924"/>
     </w:p>
     <w:p>
       <w:pPr>
@@ -28041,7 +28057,19 @@
           <w:szCs w:val="21"/>
           <w:lang w:eastAsia="zh-CN"/>
         </w:rPr>
-        <w:t>本次检测采用目标区域探针捕获技术，基于Illumina测序平台的二代高通量测序技术(NGS)对样本进行检测。检测结果包含：点突变、短片段插入缺失突变、拷贝数变异及基因重排等变异类型；</w:t>
+        <w:t>本次检测采用目标区域探针捕获技术，基于</w:t>
+      </w:r>
+      <w:bookmarkStart w:id="37" w:name="_GoBack"/>
+      <w:bookmarkEnd w:id="37"/>
+      <w:r>
+        <w:rPr>
+          <w:rFonts w:hint="eastAsia" w:ascii="宋体" w:hAnsi="宋体" w:eastAsia="宋体" w:cs="宋体"/>
+          <w:bCs/>
+          <w:sz w:val="21"/>
+          <w:szCs w:val="21"/>
+          <w:lang w:eastAsia="zh-CN"/>
+        </w:rPr>
+        <w:t>二代高通量测序技术(NGS)对样本进行检测。检测结果包含：点突变、短片段插入缺失突变、拷贝数变异及基因重排等变异类型；</w:t>
       </w:r>
       <w:r>
         <w:rPr>
@@ -28611,18 +28639,18 @@
       </w:pPr>
       <w:bookmarkStart w:id="22" w:name="_Toc22967"/>
       <w:bookmarkStart w:id="23" w:name="_Toc23906"/>
-      <w:bookmarkStart w:id="24" w:name="_Toc21361"/>
-      <w:bookmarkStart w:id="25" w:name="_Toc24849"/>
-      <w:bookmarkStart w:id="26" w:name="_Toc17792_WPSOffice_Level2"/>
-      <w:bookmarkStart w:id="27" w:name="_Toc19584_WPSOffice_Level1"/>
+      <w:bookmarkStart w:id="24" w:name="_Toc24849"/>
+      <w:bookmarkStart w:id="25" w:name="_Toc21361"/>
+      <w:bookmarkStart w:id="26" w:name="_Toc19584_WPSOffice_Level1"/>
+      <w:bookmarkStart w:id="27" w:name="_Toc17792_WPSOffice_Level2"/>
       <w:bookmarkStart w:id="28" w:name="_Toc27809"/>
-      <w:bookmarkStart w:id="29" w:name="_Toc4503"/>
+      <w:bookmarkStart w:id="29" w:name="_Toc11901"/>
       <w:bookmarkStart w:id="30" w:name="_Toc22623"/>
-      <w:bookmarkStart w:id="31" w:name="_Toc22162_WPSOffice_Level1"/>
-      <w:bookmarkStart w:id="32" w:name="_Toc13275"/>
-      <w:bookmarkStart w:id="33" w:name="_Toc11901"/>
-      <w:bookmarkStart w:id="34" w:name="_Toc14611_WPSOffice_Level1"/>
-      <w:bookmarkStart w:id="35" w:name="_Toc3213"/>
+      <w:bookmarkStart w:id="31" w:name="_Toc14611_WPSOffice_Level1"/>
+      <w:bookmarkStart w:id="32" w:name="_Toc4503"/>
+      <w:bookmarkStart w:id="33" w:name="_Toc22162_WPSOffice_Level1"/>
+      <w:bookmarkStart w:id="34" w:name="_Toc3213"/>
+      <w:bookmarkStart w:id="35" w:name="_Toc13275"/>
       <w:r>
         <w:rPr>
           <w:rFonts w:ascii="Gotham Book" w:hAnsi="Gotham Book" w:eastAsia="方正德赛黑简体 512B" w:cs="Times New Roman"/>

--- a/WebContent/docx/子宫内膜癌检测报告-济南中心.docx
+++ b/WebContent/docx/子宫内膜癌检测报告-济南中心.docx
@@ -6392,13 +6392,29 @@
                 <w:color w:val="FFFFFF" w:themeColor="background1"/>
                 <w:sz w:val="18"/>
                 <w:szCs w:val="18"/>
+                <w:lang w:val="en-US" w:eastAsia="zh-CN"/>
                 <w14:textFill>
                   <w14:solidFill>
                     <w14:schemeClr w14:val="bg1"/>
                   </w14:solidFill>
                 </w14:textFill>
               </w:rPr>
-              <w:t>突变基因</w:t>
+              <w:t>检测</w:t>
+            </w:r>
+            <w:r>
+              <w:rPr>
+                <w:rFonts w:hint="eastAsia" w:ascii="宋体" w:hAnsi="宋体" w:eastAsia="宋体" w:cs="宋体"/>
+                <w:b/>
+                <w:color w:val="FFFFFF" w:themeColor="background1"/>
+                <w:sz w:val="18"/>
+                <w:szCs w:val="18"/>
+                <w14:textFill>
+                  <w14:solidFill>
+                    <w14:schemeClr w14:val="bg1"/>
+                  </w14:solidFill>
+                </w14:textFill>
+              </w:rPr>
+              <w:t>基因</w:t>
             </w:r>
           </w:p>
         </w:tc>
@@ -11130,23 +11146,7 @@
                   </w14:solidFill>
                 </w14:textFill>
               </w:rPr>
-              <w:t>突变</w:t>
-            </w:r>
-            <w:r>
-              <w:rPr>
-                <w:rFonts w:hint="eastAsia" w:ascii="宋体" w:hAnsi="宋体" w:eastAsia="宋体" w:cs="宋体"/>
-                <w:b/>
-                <w:bCs/>
-                <w:color w:val="FFFFFF" w:themeColor="background1"/>
-                <w:sz w:val="18"/>
-                <w:szCs w:val="18"/>
-                <w14:textFill>
-                  <w14:solidFill>
-                    <w14:schemeClr w14:val="bg1"/>
-                  </w14:solidFill>
-                </w14:textFill>
-              </w:rPr>
-              <w:t>基因</w:t>
+              <w:t>检测基因</w:t>
             </w:r>
           </w:p>
         </w:tc>
@@ -12437,6 +12437,7 @@
                 <w:color w:val="FFFFFF" w:themeColor="background1"/>
                 <w:sz w:val="18"/>
                 <w:szCs w:val="18"/>
+                <w:lang w:eastAsia="zh-CN"/>
                 <w14:textFill>
                   <w14:solidFill>
                     <w14:schemeClr w14:val="bg1"/>
@@ -12451,14 +12452,17 @@
                 <w:color w:val="FFFFFF" w:themeColor="background1"/>
                 <w:sz w:val="18"/>
                 <w:szCs w:val="18"/>
+                <w:lang w:eastAsia="zh-CN"/>
                 <w14:textFill>
                   <w14:solidFill>
                     <w14:schemeClr w14:val="bg1"/>
                   </w14:solidFill>
                 </w14:textFill>
               </w:rPr>
-              <w:t>突变基因</w:t>
-            </w:r>
+              <w:t>检测基因</w:t>
+            </w:r>
+            <w:bookmarkStart w:id="37" w:name="_GoBack"/>
+            <w:bookmarkEnd w:id="37"/>
           </w:p>
         </w:tc>
         <w:tc>
@@ -13394,9 +13398,9 @@
           <w:lang w:eastAsia="zh-CN"/>
         </w:rPr>
       </w:pPr>
-      <w:bookmarkStart w:id="2" w:name="_Toc180"/>
+      <w:bookmarkStart w:id="2" w:name="_Toc149837263"/>
       <w:bookmarkStart w:id="3" w:name="_Toc9663"/>
-      <w:bookmarkStart w:id="4" w:name="_Toc149837263"/>
+      <w:bookmarkStart w:id="4" w:name="_Toc180"/>
       <w:r>
         <w:rPr>
           <w:rFonts w:ascii="Gotham Book" w:hAnsi="Gotham Book" w:eastAsia="方正德赛黑简体 512B" w:cs="Times New Roman"/>
@@ -13665,12 +13669,6 @@
             <w:insideH w:val="single" w:color="A4A4A4" w:themeColor="background1" w:themeShade="A5" w:sz="4" w:space="0"/>
             <w:insideV w:val="single" w:color="A4A4A4" w:themeColor="background1" w:themeShade="A5" w:sz="4" w:space="0"/>
           </w:tblBorders>
-          <w:tblCellMar>
-            <w:top w:w="40" w:type="dxa"/>
-            <w:left w:w="40" w:type="dxa"/>
-            <w:bottom w:w="40" w:type="dxa"/>
-            <w:right w:w="40" w:type="dxa"/>
-          </w:tblCellMar>
         </w:tblPrEx>
         <w:trPr>
           <w:trHeight w:val="0" w:hRule="atLeast"/>
@@ -15866,12 +15864,6 @@
             <w:insideH w:val="single" w:color="auto" w:sz="4" w:space="0"/>
             <w:insideV w:val="none" w:color="auto" w:sz="0" w:space="0"/>
           </w:tblBorders>
-          <w:tblCellMar>
-            <w:top w:w="0" w:type="dxa"/>
-            <w:left w:w="108" w:type="dxa"/>
-            <w:bottom w:w="0" w:type="dxa"/>
-            <w:right w:w="108" w:type="dxa"/>
-          </w:tblCellMar>
         </w:tblPrEx>
         <w:trPr>
           <w:trHeight w:val="420" w:hRule="atLeast"/>
@@ -16559,12 +16551,6 @@
             <w:insideH w:val="none" w:color="auto" w:sz="0" w:space="0"/>
             <w:insideV w:val="none" w:color="auto" w:sz="0" w:space="0"/>
           </w:tblBorders>
-          <w:tblCellMar>
-            <w:top w:w="0" w:type="dxa"/>
-            <w:left w:w="108" w:type="dxa"/>
-            <w:bottom w:w="0" w:type="dxa"/>
-            <w:right w:w="108" w:type="dxa"/>
-          </w:tblCellMar>
         </w:tblPrEx>
         <w:trPr>
           <w:trHeight w:val="329" w:hRule="atLeast"/>
@@ -19082,12 +19068,6 @@
             <w:insideH w:val="single" w:color="auto" w:sz="4" w:space="0"/>
             <w:insideV w:val="none" w:color="auto" w:sz="0" w:space="0"/>
           </w:tblBorders>
-          <w:tblCellMar>
-            <w:top w:w="0" w:type="dxa"/>
-            <w:left w:w="108" w:type="dxa"/>
-            <w:bottom w:w="0" w:type="dxa"/>
-            <w:right w:w="108" w:type="dxa"/>
-          </w:tblCellMar>
         </w:tblPrEx>
         <w:trPr>
           <w:trHeight w:val="420" w:hRule="atLeast"/>
@@ -23278,12 +23258,12 @@
       <w:bookmarkStart w:id="12" w:name="_Toc16593"/>
       <w:bookmarkStart w:id="13" w:name="_Toc3409"/>
       <w:bookmarkStart w:id="14" w:name="_Toc15114"/>
-      <w:bookmarkStart w:id="15" w:name="_Toc31185"/>
-      <w:bookmarkStart w:id="16" w:name="_Toc27693"/>
-      <w:bookmarkStart w:id="17" w:name="_Toc28454_WPSOffice_Level1"/>
-      <w:bookmarkStart w:id="18" w:name="_Toc26985_WPSOffice_Level1"/>
+      <w:bookmarkStart w:id="15" w:name="_Toc26985_WPSOffice_Level1"/>
+      <w:bookmarkStart w:id="16" w:name="_Toc28454_WPSOffice_Level1"/>
+      <w:bookmarkStart w:id="17" w:name="_Toc27693"/>
+      <w:bookmarkStart w:id="18" w:name="_Toc20924"/>
       <w:bookmarkStart w:id="19" w:name="_Toc20170_WPSOffice_Level1"/>
-      <w:bookmarkStart w:id="20" w:name="_Toc20924"/>
+      <w:bookmarkStart w:id="20" w:name="_Toc31185"/>
     </w:p>
     <w:p>
       <w:pPr>
@@ -28057,19 +28037,7 @@
           <w:szCs w:val="21"/>
           <w:lang w:eastAsia="zh-CN"/>
         </w:rPr>
-        <w:t>本次检测采用目标区域探针捕获技术，基于</w:t>
-      </w:r>
-      <w:bookmarkStart w:id="37" w:name="_GoBack"/>
-      <w:bookmarkEnd w:id="37"/>
-      <w:r>
-        <w:rPr>
-          <w:rFonts w:hint="eastAsia" w:ascii="宋体" w:hAnsi="宋体" w:eastAsia="宋体" w:cs="宋体"/>
-          <w:bCs/>
-          <w:sz w:val="21"/>
-          <w:szCs w:val="21"/>
-          <w:lang w:eastAsia="zh-CN"/>
-        </w:rPr>
-        <w:t>二代高通量测序技术(NGS)对样本进行检测。检测结果包含：点突变、短片段插入缺失突变、拷贝数变异及基因重排等变异类型；</w:t>
+        <w:t>本次检测采用目标区域探针捕获技术，基于二代高通量测序技术(NGS)对样本进行检测。检测结果包含：点突变、短片段插入缺失突变、拷贝数变异及基因重排等变异类型；</w:t>
       </w:r>
       <w:r>
         <w:rPr>
@@ -28637,20 +28605,20 @@
           <w:lang w:val="en-US" w:eastAsia="zh-CN"/>
         </w:rPr>
       </w:pPr>
-      <w:bookmarkStart w:id="22" w:name="_Toc22967"/>
-      <w:bookmarkStart w:id="23" w:name="_Toc23906"/>
-      <w:bookmarkStart w:id="24" w:name="_Toc24849"/>
-      <w:bookmarkStart w:id="25" w:name="_Toc21361"/>
-      <w:bookmarkStart w:id="26" w:name="_Toc19584_WPSOffice_Level1"/>
-      <w:bookmarkStart w:id="27" w:name="_Toc17792_WPSOffice_Level2"/>
-      <w:bookmarkStart w:id="28" w:name="_Toc27809"/>
-      <w:bookmarkStart w:id="29" w:name="_Toc11901"/>
-      <w:bookmarkStart w:id="30" w:name="_Toc22623"/>
-      <w:bookmarkStart w:id="31" w:name="_Toc14611_WPSOffice_Level1"/>
-      <w:bookmarkStart w:id="32" w:name="_Toc4503"/>
-      <w:bookmarkStart w:id="33" w:name="_Toc22162_WPSOffice_Level1"/>
-      <w:bookmarkStart w:id="34" w:name="_Toc3213"/>
-      <w:bookmarkStart w:id="35" w:name="_Toc13275"/>
+      <w:bookmarkStart w:id="22" w:name="_Toc23906"/>
+      <w:bookmarkStart w:id="23" w:name="_Toc21361"/>
+      <w:bookmarkStart w:id="24" w:name="_Toc22967"/>
+      <w:bookmarkStart w:id="25" w:name="_Toc24849"/>
+      <w:bookmarkStart w:id="26" w:name="_Toc22623"/>
+      <w:bookmarkStart w:id="27" w:name="_Toc22162_WPSOffice_Level1"/>
+      <w:bookmarkStart w:id="28" w:name="_Toc17792_WPSOffice_Level2"/>
+      <w:bookmarkStart w:id="29" w:name="_Toc13275"/>
+      <w:bookmarkStart w:id="30" w:name="_Toc19584_WPSOffice_Level1"/>
+      <w:bookmarkStart w:id="31" w:name="_Toc3213"/>
+      <w:bookmarkStart w:id="32" w:name="_Toc27809"/>
+      <w:bookmarkStart w:id="33" w:name="_Toc11901"/>
+      <w:bookmarkStart w:id="34" w:name="_Toc14611_WPSOffice_Level1"/>
+      <w:bookmarkStart w:id="35" w:name="_Toc4503"/>
       <w:r>
         <w:rPr>
           <w:rFonts w:ascii="Gotham Book" w:hAnsi="Gotham Book" w:eastAsia="方正德赛黑简体 512B" w:cs="Times New Roman"/>
@@ -30202,7 +30170,6 @@
   <w:p>
     <w:pPr>
       <w:spacing w:before="138" w:line="192" w:lineRule="auto"/>
-      <w:ind w:firstLine="1050" w:firstLineChars="500"/>
       <w:rPr>
         <w:rFonts w:ascii="楷体" w:hAnsi="楷体" w:eastAsia="楷体" w:cs="楷体"/>
         <w:b/>
@@ -30212,61 +30179,6 @@
       </w:rPr>
     </w:pPr>
     <w:r>
-      <w:drawing>
-        <wp:anchor distT="0" distB="0" distL="114300" distR="114300" simplePos="0" relativeHeight="251662336" behindDoc="1" locked="0" layoutInCell="1" allowOverlap="1">
-          <wp:simplePos x="0" y="0"/>
-          <wp:positionH relativeFrom="column">
-            <wp:posOffset>-88900</wp:posOffset>
-          </wp:positionH>
-          <wp:positionV relativeFrom="paragraph">
-            <wp:posOffset>-159385</wp:posOffset>
-          </wp:positionV>
-          <wp:extent cx="680720" cy="680720"/>
-          <wp:effectExtent l="0" t="0" r="5080" b="5080"/>
-          <wp:wrapTight wrapText="bothSides">
-            <wp:wrapPolygon>
-              <wp:start x="0" y="0"/>
-              <wp:lineTo x="0" y="21278"/>
-              <wp:lineTo x="21278" y="21278"/>
-              <wp:lineTo x="21278" y="0"/>
-              <wp:lineTo x="0" y="0"/>
-            </wp:wrapPolygon>
-          </wp:wrapTight>
-          <wp:docPr id="7" name="图片 7" descr="院标"/>
-          <wp:cNvGraphicFramePr>
-            <a:graphicFrameLocks xmlns:a="http://schemas.openxmlformats.org/drawingml/2006/main" noChangeAspect="1"/>
-          </wp:cNvGraphicFramePr>
-          <a:graphic xmlns:a="http://schemas.openxmlformats.org/drawingml/2006/main">
-            <a:graphicData uri="http://schemas.openxmlformats.org/drawingml/2006/picture">
-              <pic:pic xmlns:pic="http://schemas.openxmlformats.org/drawingml/2006/picture">
-                <pic:nvPicPr>
-                  <pic:cNvPr id="7" name="图片 7" descr="院标"/>
-                  <pic:cNvPicPr>
-                    <a:picLocks noChangeAspect="1"/>
-                  </pic:cNvPicPr>
-                </pic:nvPicPr>
-                <pic:blipFill>
-                  <a:blip r:embed="rId1"/>
-                  <a:stretch>
-                    <a:fillRect/>
-                  </a:stretch>
-                </pic:blipFill>
-                <pic:spPr>
-                  <a:xfrm>
-                    <a:off x="0" y="0"/>
-                    <a:ext cx="680720" cy="680720"/>
-                  </a:xfrm>
-                  <a:prstGeom prst="rect">
-                    <a:avLst/>
-                  </a:prstGeom>
-                </pic:spPr>
-              </pic:pic>
-            </a:graphicData>
-          </a:graphic>
-        </wp:anchor>
-      </w:drawing>
-    </w:r>
-    <w:r>
       <w:rPr>
         <w:rFonts w:hint="eastAsia" w:ascii="楷体" w:hAnsi="楷体" w:eastAsia="楷体" w:cs="楷体"/>
         <w:b/>
@@ -30275,13 +30187,13 @@
         <w:szCs w:val="24"/>
       </w:rPr>
       <w:drawing>
-        <wp:anchor distT="0" distB="0" distL="114300" distR="114300" simplePos="0" relativeHeight="251663360" behindDoc="1" locked="0" layoutInCell="1" allowOverlap="1">
+        <wp:anchor distT="0" distB="0" distL="114300" distR="114300" simplePos="0" relativeHeight="251662336" behindDoc="1" locked="0" layoutInCell="1" allowOverlap="1">
           <wp:simplePos x="0" y="0"/>
           <wp:positionH relativeFrom="column">
-            <wp:posOffset>5109845</wp:posOffset>
+            <wp:posOffset>5067935</wp:posOffset>
           </wp:positionH>
           <wp:positionV relativeFrom="paragraph">
-            <wp:posOffset>-139065</wp:posOffset>
+            <wp:posOffset>-28575</wp:posOffset>
           </wp:positionV>
           <wp:extent cx="1073150" cy="643890"/>
           <wp:effectExtent l="0" t="0" r="8890" b="11430"/>
@@ -30308,7 +30220,7 @@
                   </pic:cNvPicPr>
                 </pic:nvPicPr>
                 <pic:blipFill>
-                  <a:blip r:embed="rId2"/>
+                  <a:blip r:embed="rId1"/>
                   <a:stretch>
                     <a:fillRect/>
                   </a:stretch>
@@ -30336,157 +30248,58 @@
         <w:sz w:val="24"/>
         <w:szCs w:val="24"/>
       </w:rPr>
-      <w:t>山 东 第 一 医 科 大 学 附 属 中 心 医 院</w:t>
+      <w:drawing>
+        <wp:anchor distT="0" distB="0" distL="114300" distR="114300" simplePos="0" relativeHeight="251663360" behindDoc="0" locked="0" layoutInCell="1" allowOverlap="1">
+          <wp:simplePos x="0" y="0"/>
+          <wp:positionH relativeFrom="column">
+            <wp:posOffset>0</wp:posOffset>
+          </wp:positionH>
+          <wp:positionV relativeFrom="paragraph">
+            <wp:posOffset>-27940</wp:posOffset>
+          </wp:positionV>
+          <wp:extent cx="4257675" cy="683895"/>
+          <wp:effectExtent l="0" t="0" r="9525" b="1905"/>
+          <wp:wrapNone/>
+          <wp:docPr id="11" name="图片 11" descr="2a99611148d5cea56ef079e892e4594d"/>
+          <wp:cNvGraphicFramePr>
+            <a:graphicFrameLocks xmlns:a="http://schemas.openxmlformats.org/drawingml/2006/main" noChangeAspect="1"/>
+          </wp:cNvGraphicFramePr>
+          <a:graphic xmlns:a="http://schemas.openxmlformats.org/drawingml/2006/main">
+            <a:graphicData uri="http://schemas.openxmlformats.org/drawingml/2006/picture">
+              <pic:pic xmlns:pic="http://schemas.openxmlformats.org/drawingml/2006/picture">
+                <pic:nvPicPr>
+                  <pic:cNvPr id="11" name="图片 11" descr="2a99611148d5cea56ef079e892e4594d"/>
+                  <pic:cNvPicPr>
+                    <a:picLocks noChangeAspect="1"/>
+                  </pic:cNvPicPr>
+                </pic:nvPicPr>
+                <pic:blipFill>
+                  <a:blip r:embed="rId2"/>
+                  <a:srcRect l="1336" t="23016" b="8995"/>
+                  <a:stretch>
+                    <a:fillRect/>
+                  </a:stretch>
+                </pic:blipFill>
+                <pic:spPr>
+                  <a:xfrm>
+                    <a:off x="0" y="0"/>
+                    <a:ext cx="4257675" cy="683895"/>
+                  </a:xfrm>
+                  <a:prstGeom prst="rect">
+                    <a:avLst/>
+                  </a:prstGeom>
+                </pic:spPr>
+              </pic:pic>
+            </a:graphicData>
+          </a:graphic>
+        </wp:anchor>
+      </w:drawing>
     </w:r>
   </w:p>
   <w:p>
     <w:pPr>
       <w:spacing w:before="60" w:line="268" w:lineRule="exact"/>
-      <w:ind w:firstLine="1077"/>
     </w:pPr>
-    <w:r>
-      <w:rPr>
-        <w:rFonts w:ascii="Times New Roman" w:hAnsi="Times New Roman" w:eastAsia="Times New Roman" w:cs="Times New Roman"/>
-        <w:b/>
-        <w:bCs/>
-        <w:color w:val="333333"/>
-        <w:spacing w:val="-2"/>
-        <w:position w:val="1"/>
-        <w:sz w:val="19"/>
-        <w:szCs w:val="19"/>
-      </w:rPr>
-      <w:t>Central</w:t>
-    </w:r>
-    <w:r>
-      <w:rPr>
-        <w:rFonts w:hint="eastAsia" w:ascii="Times New Roman" w:hAnsi="Times New Roman" w:eastAsia="宋体" w:cs="Times New Roman"/>
-        <w:b/>
-        <w:bCs/>
-        <w:color w:val="333333"/>
-        <w:spacing w:val="-2"/>
-        <w:position w:val="1"/>
-        <w:sz w:val="19"/>
-        <w:szCs w:val="19"/>
-      </w:rPr>
-      <w:t xml:space="preserve"> </w:t>
-    </w:r>
-    <w:r>
-      <w:rPr>
-        <w:rFonts w:ascii="Times New Roman" w:hAnsi="Times New Roman" w:eastAsia="Times New Roman" w:cs="Times New Roman"/>
-        <w:b/>
-        <w:bCs/>
-        <w:color w:val="333333"/>
-        <w:spacing w:val="-2"/>
-        <w:position w:val="1"/>
-        <w:sz w:val="19"/>
-        <w:szCs w:val="19"/>
-      </w:rPr>
-      <w:t>Hospital</w:t>
-    </w:r>
-    <w:r>
-      <w:rPr>
-        <w:rFonts w:hint="eastAsia" w:ascii="Times New Roman" w:hAnsi="Times New Roman" w:eastAsia="宋体" w:cs="Times New Roman"/>
-        <w:b/>
-        <w:bCs/>
-        <w:color w:val="333333"/>
-        <w:spacing w:val="-2"/>
-        <w:position w:val="1"/>
-        <w:sz w:val="19"/>
-        <w:szCs w:val="19"/>
-      </w:rPr>
-      <w:t xml:space="preserve"> </w:t>
-    </w:r>
-    <w:r>
-      <w:rPr>
-        <w:rFonts w:ascii="Times New Roman" w:hAnsi="Times New Roman" w:eastAsia="Times New Roman" w:cs="Times New Roman"/>
-        <w:b/>
-        <w:bCs/>
-        <w:color w:val="333333"/>
-        <w:spacing w:val="-2"/>
-        <w:position w:val="1"/>
-        <w:sz w:val="19"/>
-        <w:szCs w:val="19"/>
-      </w:rPr>
-      <w:t>Affiliated</w:t>
-    </w:r>
-    <w:r>
-      <w:rPr>
-        <w:rFonts w:hint="eastAsia" w:ascii="Times New Roman" w:hAnsi="Times New Roman" w:eastAsia="宋体" w:cs="Times New Roman"/>
-        <w:b/>
-        <w:bCs/>
-        <w:color w:val="333333"/>
-        <w:spacing w:val="-2"/>
-        <w:position w:val="1"/>
-        <w:sz w:val="19"/>
-        <w:szCs w:val="19"/>
-      </w:rPr>
-      <w:t xml:space="preserve"> </w:t>
-    </w:r>
-    <w:r>
-      <w:rPr>
-        <w:rFonts w:ascii="Times New Roman" w:hAnsi="Times New Roman" w:eastAsia="Times New Roman" w:cs="Times New Roman"/>
-        <w:b/>
-        <w:bCs/>
-        <w:color w:val="333333"/>
-        <w:spacing w:val="-2"/>
-        <w:position w:val="1"/>
-        <w:sz w:val="19"/>
-        <w:szCs w:val="19"/>
-      </w:rPr>
-      <w:t>to</w:t>
-    </w:r>
-    <w:r>
-      <w:rPr>
-        <w:rFonts w:hint="eastAsia" w:ascii="Times New Roman" w:hAnsi="Times New Roman" w:eastAsia="宋体" w:cs="Times New Roman"/>
-        <w:b/>
-        <w:bCs/>
-        <w:color w:val="333333"/>
-        <w:spacing w:val="-2"/>
-        <w:position w:val="1"/>
-        <w:sz w:val="19"/>
-        <w:szCs w:val="19"/>
-      </w:rPr>
-      <w:t xml:space="preserve"> </w:t>
-    </w:r>
-    <w:r>
-      <w:rPr>
-        <w:rFonts w:ascii="Times New Roman" w:hAnsi="Times New Roman" w:eastAsia="Times New Roman" w:cs="Times New Roman"/>
-        <w:b/>
-        <w:bCs/>
-        <w:color w:val="333333"/>
-        <w:spacing w:val="-2"/>
-        <w:position w:val="1"/>
-        <w:sz w:val="19"/>
-        <w:szCs w:val="19"/>
-      </w:rPr>
-      <w:t>Shandong</w:t>
-    </w:r>
-    <w:r>
-      <w:rPr>
-        <w:rFonts w:hint="eastAsia" w:ascii="Times New Roman" w:hAnsi="Times New Roman" w:eastAsia="宋体" w:cs="Times New Roman"/>
-        <w:b/>
-        <w:bCs/>
-        <w:color w:val="333333"/>
-        <w:spacing w:val="-2"/>
-        <w:position w:val="1"/>
-        <w:sz w:val="19"/>
-        <w:szCs w:val="19"/>
-      </w:rPr>
-      <w:t xml:space="preserve"> First Medical </w:t>
-    </w:r>
-    <w:r>
-      <w:rPr>
-        <w:rFonts w:ascii="Times New Roman" w:hAnsi="Times New Roman" w:eastAsia="Times New Roman" w:cs="Times New Roman"/>
-        <w:b/>
-        <w:bCs/>
-        <w:color w:val="333333"/>
-        <w:spacing w:val="-2"/>
-        <w:position w:val="1"/>
-        <w:sz w:val="19"/>
-        <w:szCs w:val="19"/>
-      </w:rPr>
-      <w:t>University</w:t>
-    </w:r>
   </w:p>
 </w:hdr>
 </file>

--- a/WebContent/docx/子宫内膜癌检测报告-济南中心.docx
+++ b/WebContent/docx/子宫内膜癌检测报告-济南中心.docx
@@ -5978,8 +5978,8 @@
           <w:lang w:val="zh-Hans" w:eastAsia="zh-CN"/>
         </w:rPr>
       </w:pPr>
-      <w:bookmarkStart w:id="0" w:name="_Toc30305"/>
-      <w:bookmarkStart w:id="1" w:name="_Toc149837259"/>
+      <w:bookmarkStart w:id="0" w:name="_Toc149837259"/>
+      <w:bookmarkStart w:id="1" w:name="_Toc30305"/>
     </w:p>
     <w:p>
       <w:pPr>
@@ -6933,7 +6933,7 @@
                 <w:highlight w:val="none"/>
                 <w:lang w:val="en-US" w:eastAsia="zh-CN"/>
               </w:rPr>
-              <w:t xml:space="preserve">{%if </w:t>
+              <w:t>{%if tip.</w:t>
             </w:r>
             <w:r>
               <w:rPr>
@@ -6957,7 +6957,7 @@
                 <w:highlight w:val="none"/>
                 <w:lang w:val="en-US" w:eastAsia="zh-CN"/>
               </w:rPr>
-              <w:t xml:space="preserve"> != ‘基因融合’ or </w:t>
+              <w:t>2 != ‘基因融合’ and tip.</w:t>
             </w:r>
             <w:r>
               <w:rPr>
@@ -6981,7 +6981,31 @@
                 <w:highlight w:val="none"/>
                 <w:lang w:val="en-US" w:eastAsia="zh-CN"/>
               </w:rPr>
-              <w:t>2 != ‘基因扩增’%}{{tip.Exon }}</w:t>
+              <w:t>2 != ‘基因扩增’and tip.</w:t>
+            </w:r>
+            <w:r>
+              <w:rPr>
+                <w:rFonts w:hint="eastAsia" w:ascii="宋体" w:hAnsi="宋体" w:eastAsia="宋体" w:cs="宋体"/>
+                <w:b w:val="0"/>
+                <w:bCs w:val="0"/>
+                <w:sz w:val="18"/>
+                <w:szCs w:val="18"/>
+                <w:highlight w:val="none"/>
+                <w:lang w:eastAsia="zh-CN"/>
+              </w:rPr>
+              <w:t>ExonicFunc</w:t>
+            </w:r>
+            <w:r>
+              <w:rPr>
+                <w:rFonts w:hint="eastAsia" w:ascii="宋体" w:hAnsi="宋体" w:eastAsia="宋体" w:cs="宋体"/>
+                <w:b w:val="0"/>
+                <w:bCs w:val="0"/>
+                <w:sz w:val="18"/>
+                <w:szCs w:val="18"/>
+                <w:highlight w:val="none"/>
+                <w:lang w:val="en-US" w:eastAsia="zh-CN"/>
+              </w:rPr>
+              <w:t>2 != ‘基因缺失’%}{{tip.Exon }}</w:t>
             </w:r>
           </w:p>
           <w:p>
@@ -7100,6 +7124,8 @@
               </w:rPr>
               <w:t xml:space="preserve"> }}</w:t>
             </w:r>
+            <w:bookmarkStart w:id="37" w:name="_GoBack"/>
+            <w:bookmarkEnd w:id="37"/>
           </w:p>
         </w:tc>
         <w:tc>
@@ -12461,8 +12487,6 @@
               </w:rPr>
               <w:t>检测基因</w:t>
             </w:r>
-            <w:bookmarkStart w:id="37" w:name="_GoBack"/>
-            <w:bookmarkEnd w:id="37"/>
           </w:p>
         </w:tc>
         <w:tc>
@@ -13398,9 +13422,9 @@
           <w:lang w:eastAsia="zh-CN"/>
         </w:rPr>
       </w:pPr>
-      <w:bookmarkStart w:id="2" w:name="_Toc149837263"/>
+      <w:bookmarkStart w:id="2" w:name="_Toc180"/>
       <w:bookmarkStart w:id="3" w:name="_Toc9663"/>
-      <w:bookmarkStart w:id="4" w:name="_Toc180"/>
+      <w:bookmarkStart w:id="4" w:name="_Toc149837263"/>
       <w:r>
         <w:rPr>
           <w:rFonts w:ascii="Gotham Book" w:hAnsi="Gotham Book" w:eastAsia="方正德赛黑简体 512B" w:cs="Times New Roman"/>
@@ -13669,6 +13693,12 @@
             <w:insideH w:val="single" w:color="A4A4A4" w:themeColor="background1" w:themeShade="A5" w:sz="4" w:space="0"/>
             <w:insideV w:val="single" w:color="A4A4A4" w:themeColor="background1" w:themeShade="A5" w:sz="4" w:space="0"/>
           </w:tblBorders>
+          <w:tblCellMar>
+            <w:top w:w="40" w:type="dxa"/>
+            <w:left w:w="40" w:type="dxa"/>
+            <w:bottom w:w="40" w:type="dxa"/>
+            <w:right w:w="40" w:type="dxa"/>
+          </w:tblCellMar>
         </w:tblPrEx>
         <w:trPr>
           <w:trHeight w:val="0" w:hRule="atLeast"/>
@@ -15864,6 +15894,12 @@
             <w:insideH w:val="single" w:color="auto" w:sz="4" w:space="0"/>
             <w:insideV w:val="none" w:color="auto" w:sz="0" w:space="0"/>
           </w:tblBorders>
+          <w:tblCellMar>
+            <w:top w:w="0" w:type="dxa"/>
+            <w:left w:w="108" w:type="dxa"/>
+            <w:bottom w:w="0" w:type="dxa"/>
+            <w:right w:w="108" w:type="dxa"/>
+          </w:tblCellMar>
         </w:tblPrEx>
         <w:trPr>
           <w:trHeight w:val="420" w:hRule="atLeast"/>
@@ -16551,6 +16587,12 @@
             <w:insideH w:val="none" w:color="auto" w:sz="0" w:space="0"/>
             <w:insideV w:val="none" w:color="auto" w:sz="0" w:space="0"/>
           </w:tblBorders>
+          <w:tblCellMar>
+            <w:top w:w="0" w:type="dxa"/>
+            <w:left w:w="108" w:type="dxa"/>
+            <w:bottom w:w="0" w:type="dxa"/>
+            <w:right w:w="108" w:type="dxa"/>
+          </w:tblCellMar>
         </w:tblPrEx>
         <w:trPr>
           <w:trHeight w:val="329" w:hRule="atLeast"/>
@@ -16886,12 +16928,6 @@
             <w:insideH w:val="single" w:color="A4A4A4" w:themeColor="background1" w:themeShade="A5" w:sz="4" w:space="0"/>
             <w:insideV w:val="single" w:color="A4A4A4" w:themeColor="background1" w:themeShade="A5" w:sz="4" w:space="0"/>
           </w:tblBorders>
-          <w:tblCellMar>
-            <w:top w:w="40" w:type="dxa"/>
-            <w:left w:w="40" w:type="dxa"/>
-            <w:bottom w:w="40" w:type="dxa"/>
-            <w:right w:w="40" w:type="dxa"/>
-          </w:tblCellMar>
         </w:tblPrEx>
         <w:trPr>
           <w:trHeight w:val="41" w:hRule="atLeast"/>
@@ -19068,6 +19104,12 @@
             <w:insideH w:val="single" w:color="auto" w:sz="4" w:space="0"/>
             <w:insideV w:val="none" w:color="auto" w:sz="0" w:space="0"/>
           </w:tblBorders>
+          <w:tblCellMar>
+            <w:top w:w="0" w:type="dxa"/>
+            <w:left w:w="108" w:type="dxa"/>
+            <w:bottom w:w="0" w:type="dxa"/>
+            <w:right w:w="108" w:type="dxa"/>
+          </w:tblCellMar>
         </w:tblPrEx>
         <w:trPr>
           <w:trHeight w:val="420" w:hRule="atLeast"/>
@@ -23258,12 +23300,12 @@
       <w:bookmarkStart w:id="12" w:name="_Toc16593"/>
       <w:bookmarkStart w:id="13" w:name="_Toc3409"/>
       <w:bookmarkStart w:id="14" w:name="_Toc15114"/>
-      <w:bookmarkStart w:id="15" w:name="_Toc26985_WPSOffice_Level1"/>
-      <w:bookmarkStart w:id="16" w:name="_Toc28454_WPSOffice_Level1"/>
-      <w:bookmarkStart w:id="17" w:name="_Toc27693"/>
-      <w:bookmarkStart w:id="18" w:name="_Toc20924"/>
-      <w:bookmarkStart w:id="19" w:name="_Toc20170_WPSOffice_Level1"/>
-      <w:bookmarkStart w:id="20" w:name="_Toc31185"/>
+      <w:bookmarkStart w:id="15" w:name="_Toc20924"/>
+      <w:bookmarkStart w:id="16" w:name="_Toc26985_WPSOffice_Level1"/>
+      <w:bookmarkStart w:id="17" w:name="_Toc28454_WPSOffice_Level1"/>
+      <w:bookmarkStart w:id="18" w:name="_Toc20170_WPSOffice_Level1"/>
+      <w:bookmarkStart w:id="19" w:name="_Toc31185"/>
+      <w:bookmarkStart w:id="20" w:name="_Toc27693"/>
     </w:p>
     <w:p>
       <w:pPr>
@@ -26210,12 +26252,6 @@
             <w:insideH w:val="single" w:color="auto" w:sz="4" w:space="0"/>
             <w:insideV w:val="none" w:color="auto" w:sz="0" w:space="0"/>
           </w:tblBorders>
-          <w:tblCellMar>
-            <w:top w:w="0" w:type="dxa"/>
-            <w:left w:w="108" w:type="dxa"/>
-            <w:bottom w:w="0" w:type="dxa"/>
-            <w:right w:w="108" w:type="dxa"/>
-          </w:tblCellMar>
         </w:tblPrEx>
         <w:trPr>
           <w:trHeight w:val="510" w:hRule="atLeast"/>
@@ -28605,20 +28641,20 @@
           <w:lang w:val="en-US" w:eastAsia="zh-CN"/>
         </w:rPr>
       </w:pPr>
-      <w:bookmarkStart w:id="22" w:name="_Toc23906"/>
-      <w:bookmarkStart w:id="23" w:name="_Toc21361"/>
-      <w:bookmarkStart w:id="24" w:name="_Toc22967"/>
-      <w:bookmarkStart w:id="25" w:name="_Toc24849"/>
-      <w:bookmarkStart w:id="26" w:name="_Toc22623"/>
-      <w:bookmarkStart w:id="27" w:name="_Toc22162_WPSOffice_Level1"/>
-      <w:bookmarkStart w:id="28" w:name="_Toc17792_WPSOffice_Level2"/>
-      <w:bookmarkStart w:id="29" w:name="_Toc13275"/>
-      <w:bookmarkStart w:id="30" w:name="_Toc19584_WPSOffice_Level1"/>
-      <w:bookmarkStart w:id="31" w:name="_Toc3213"/>
-      <w:bookmarkStart w:id="32" w:name="_Toc27809"/>
-      <w:bookmarkStart w:id="33" w:name="_Toc11901"/>
-      <w:bookmarkStart w:id="34" w:name="_Toc14611_WPSOffice_Level1"/>
-      <w:bookmarkStart w:id="35" w:name="_Toc4503"/>
+      <w:bookmarkStart w:id="22" w:name="_Toc21361"/>
+      <w:bookmarkStart w:id="23" w:name="_Toc22967"/>
+      <w:bookmarkStart w:id="24" w:name="_Toc24849"/>
+      <w:bookmarkStart w:id="25" w:name="_Toc23906"/>
+      <w:bookmarkStart w:id="26" w:name="_Toc3213"/>
+      <w:bookmarkStart w:id="27" w:name="_Toc14611_WPSOffice_Level1"/>
+      <w:bookmarkStart w:id="28" w:name="_Toc4503"/>
+      <w:bookmarkStart w:id="29" w:name="_Toc19584_WPSOffice_Level1"/>
+      <w:bookmarkStart w:id="30" w:name="_Toc22623"/>
+      <w:bookmarkStart w:id="31" w:name="_Toc11901"/>
+      <w:bookmarkStart w:id="32" w:name="_Toc17792_WPSOffice_Level2"/>
+      <w:bookmarkStart w:id="33" w:name="_Toc27809"/>
+      <w:bookmarkStart w:id="34" w:name="_Toc22162_WPSOffice_Level1"/>
+      <w:bookmarkStart w:id="35" w:name="_Toc13275"/>
       <w:r>
         <w:rPr>
           <w:rFonts w:ascii="Gotham Book" w:hAnsi="Gotham Book" w:eastAsia="方正德赛黑简体 512B" w:cs="Times New Roman"/>

--- a/WebContent/docx/子宫内膜癌检测报告-济南中心.docx
+++ b/WebContent/docx/子宫内膜癌检测报告-济南中心.docx
@@ -2634,6 +2634,141 @@
                 <w:lang w:eastAsia="zh-CN"/>
               </w:rPr>
               <w:t>{{ doctorname }}</w:t>
+            </w:r>
+          </w:p>
+        </w:tc>
+      </w:tr>
+      <w:tr>
+        <w:tblPrEx>
+          <w:tblBorders>
+            <w:top w:val="single" w:color="auto" w:sz="12" w:space="0"/>
+            <w:left w:val="single" w:color="auto" w:sz="4" w:space="0"/>
+            <w:bottom w:val="single" w:color="auto" w:sz="4" w:space="0"/>
+            <w:right w:val="single" w:color="auto" w:sz="4" w:space="0"/>
+            <w:insideH w:val="single" w:color="auto" w:sz="4" w:space="0"/>
+            <w:insideV w:val="single" w:color="auto" w:sz="4" w:space="0"/>
+          </w:tblBorders>
+          <w:tblCellMar>
+            <w:top w:w="0" w:type="dxa"/>
+            <w:left w:w="108" w:type="dxa"/>
+            <w:bottom w:w="0" w:type="dxa"/>
+            <w:right w:w="108" w:type="dxa"/>
+          </w:tblCellMar>
+        </w:tblPrEx>
+        <w:trPr>
+          <w:trHeight w:val="567" w:hRule="atLeast"/>
+        </w:trPr>
+        <w:tc>
+          <w:tcPr>
+            <w:tcW w:w="1848" w:type="dxa"/>
+            <w:tcBorders>
+              <w:top w:val="single" w:color="auto" w:sz="4" w:space="0"/>
+              <w:bottom w:val="single" w:color="auto" w:sz="4" w:space="0"/>
+              <w:right w:val="single" w:color="auto" w:sz="4" w:space="0"/>
+            </w:tcBorders>
+            <w:vAlign w:val="center"/>
+          </w:tcPr>
+          <w:p>
+            <w:pPr>
+              <w:keepNext w:val="0"/>
+              <w:keepLines w:val="0"/>
+              <w:pageBreakBefore w:val="0"/>
+              <w:widowControl w:val="0"/>
+              <w:kinsoku/>
+              <w:wordWrap/>
+              <w:overflowPunct/>
+              <w:topLinePunct w:val="0"/>
+              <w:autoSpaceDE/>
+              <w:autoSpaceDN/>
+              <w:bidi w:val="0"/>
+              <w:adjustRightInd/>
+              <w:snapToGrid/>
+              <w:spacing w:before="0" w:beforeLines="50" w:after="0" w:afterLines="50" w:line="240" w:lineRule="exact"/>
+              <w:ind w:left="63" w:leftChars="30" w:right="63" w:rightChars="30"/>
+              <w:jc w:val="center"/>
+              <w:textAlignment w:val="auto"/>
+              <w:rPr>
+                <w:rFonts w:hint="default" w:ascii="Times New Roman" w:hAnsi="Times New Roman" w:eastAsia="宋体" w:cs="Times New Roman"/>
+                <w:b/>
+                <w:color w:val="000000" w:themeColor="text1"/>
+                <w:kern w:val="0"/>
+                <w:sz w:val="24"/>
+                <w:szCs w:val="24"/>
+                <w14:textFill>
+                  <w14:solidFill>
+                    <w14:schemeClr w14:val="tx1"/>
+                  </w14:solidFill>
+                </w14:textFill>
+              </w:rPr>
+            </w:pPr>
+            <w:r>
+              <w:rPr>
+                <w:rFonts w:hint="default" w:ascii="Times New Roman" w:hAnsi="Times New Roman" w:eastAsia="宋体" w:cs="Times New Roman"/>
+                <w:b/>
+                <w:color w:val="000000" w:themeColor="text1"/>
+                <w:kern w:val="0"/>
+                <w:sz w:val="24"/>
+                <w:szCs w:val="24"/>
+                <w14:textFill>
+                  <w14:solidFill>
+                    <w14:schemeClr w14:val="tx1"/>
+                  </w14:solidFill>
+                </w14:textFill>
+              </w:rPr>
+              <w:t>取样日期</w:t>
+            </w:r>
+          </w:p>
+        </w:tc>
+        <w:tc>
+          <w:tcPr>
+            <w:tcW w:w="8533" w:type="dxa"/>
+            <w:gridSpan w:val="7"/>
+            <w:tcBorders>
+              <w:top w:val="single" w:color="auto" w:sz="4" w:space="0"/>
+              <w:left w:val="single" w:color="auto" w:sz="4" w:space="0"/>
+              <w:bottom w:val="single" w:color="auto" w:sz="4" w:space="0"/>
+            </w:tcBorders>
+            <w:vAlign w:val="center"/>
+          </w:tcPr>
+          <w:p>
+            <w:pPr>
+              <w:keepNext w:val="0"/>
+              <w:keepLines w:val="0"/>
+              <w:pageBreakBefore w:val="0"/>
+              <w:widowControl w:val="0"/>
+              <w:tabs>
+                <w:tab w:val="left" w:pos="1187"/>
+              </w:tabs>
+              <w:kinsoku/>
+              <w:wordWrap/>
+              <w:overflowPunct/>
+              <w:topLinePunct w:val="0"/>
+              <w:autoSpaceDE/>
+              <w:autoSpaceDN/>
+              <w:bidi w:val="0"/>
+              <w:adjustRightInd/>
+              <w:snapToGrid/>
+              <w:spacing w:before="0" w:beforeLines="50" w:after="0" w:afterLines="50"/>
+              <w:ind w:left="63" w:leftChars="30" w:right="63" w:rightChars="30"/>
+              <w:jc w:val="left"/>
+              <w:textAlignment w:val="auto"/>
+              <w:rPr>
+                <w:rFonts w:hint="eastAsia" w:ascii="宋体" w:hAnsi="宋体" w:eastAsia="宋体" w:cs="宋体"/>
+                <w:kern w:val="0"/>
+                <w:sz w:val="24"/>
+                <w:szCs w:val="24"/>
+                <w:lang w:val="en-US" w:eastAsia="zh-CN"/>
+              </w:rPr>
+            </w:pPr>
+            <w:r>
+              <w:rPr>
+                <w:rFonts w:hint="eastAsia" w:ascii="Times New Roman" w:hAnsi="Times New Roman" w:eastAsia="宋体" w:cs="Times New Roman"/>
+                <w:color w:val="000000"/>
+                <w:sz w:val="21"/>
+                <w:szCs w:val="21"/>
+                <w:lang w:val="en-US" w:eastAsia="zh-CN"/>
+              </w:rPr>
+              <w:t>{{sample.collect_date}}</w:t>
             </w:r>
           </w:p>
         </w:tc>
@@ -5978,8 +6113,8 @@
           <w:lang w:val="zh-Hans" w:eastAsia="zh-CN"/>
         </w:rPr>
       </w:pPr>
-      <w:bookmarkStart w:id="0" w:name="_Toc149837259"/>
-      <w:bookmarkStart w:id="1" w:name="_Toc30305"/>
+      <w:bookmarkStart w:id="0" w:name="_Toc30305"/>
+      <w:bookmarkStart w:id="1" w:name="_Toc149837259"/>
     </w:p>
     <w:p>
       <w:pPr>
@@ -7124,8 +7259,6 @@
               </w:rPr>
               <w:t xml:space="preserve"> }}</w:t>
             </w:r>
-            <w:bookmarkStart w:id="37" w:name="_GoBack"/>
-            <w:bookmarkEnd w:id="37"/>
           </w:p>
         </w:tc>
         <w:tc>
@@ -13422,9 +13555,9 @@
           <w:lang w:eastAsia="zh-CN"/>
         </w:rPr>
       </w:pPr>
-      <w:bookmarkStart w:id="2" w:name="_Toc180"/>
+      <w:bookmarkStart w:id="2" w:name="_Toc149837263"/>
       <w:bookmarkStart w:id="3" w:name="_Toc9663"/>
-      <w:bookmarkStart w:id="4" w:name="_Toc149837263"/>
+      <w:bookmarkStart w:id="4" w:name="_Toc180"/>
       <w:r>
         <w:rPr>
           <w:rFonts w:ascii="Gotham Book" w:hAnsi="Gotham Book" w:eastAsia="方正德赛黑简体 512B" w:cs="Times New Roman"/>
@@ -14671,12 +14804,6 @@
             <w:insideH w:val="single" w:color="auto" w:sz="4" w:space="0"/>
             <w:insideV w:val="none" w:color="auto" w:sz="0" w:space="0"/>
           </w:tblBorders>
-          <w:tblCellMar>
-            <w:top w:w="0" w:type="dxa"/>
-            <w:left w:w="108" w:type="dxa"/>
-            <w:bottom w:w="0" w:type="dxa"/>
-            <w:right w:w="108" w:type="dxa"/>
-          </w:tblCellMar>
         </w:tblPrEx>
         <w:trPr>
           <w:trHeight w:val="417" w:hRule="atLeast"/>
@@ -16928,6 +17055,12 @@
             <w:insideH w:val="single" w:color="A4A4A4" w:themeColor="background1" w:themeShade="A5" w:sz="4" w:space="0"/>
             <w:insideV w:val="single" w:color="A4A4A4" w:themeColor="background1" w:themeShade="A5" w:sz="4" w:space="0"/>
           </w:tblBorders>
+          <w:tblCellMar>
+            <w:top w:w="40" w:type="dxa"/>
+            <w:left w:w="40" w:type="dxa"/>
+            <w:bottom w:w="40" w:type="dxa"/>
+            <w:right w:w="40" w:type="dxa"/>
+          </w:tblCellMar>
         </w:tblPrEx>
         <w:trPr>
           <w:trHeight w:val="41" w:hRule="atLeast"/>
@@ -20960,8 +21093,8 @@
         </w:rPr>
       </w:pPr>
       <w:bookmarkStart w:id="8" w:name="_Toc149837268"/>
-      <w:bookmarkStart w:id="9" w:name="_Toc30346"/>
-      <w:bookmarkStart w:id="10" w:name="_Toc11406"/>
+      <w:bookmarkStart w:id="9" w:name="_Toc11406"/>
+      <w:bookmarkStart w:id="10" w:name="_Toc30346"/>
       <w:r>
         <w:rPr>
           <w:rFonts w:hint="eastAsia" w:ascii="Times New Roman" w:hAnsi="Times New Roman" w:eastAsia="微软雅黑" w:cs="Times New Roman"/>
@@ -21814,7 +21947,25 @@
                 <w:szCs w:val="18"/>
                 <w:lang w:eastAsia="zh-CN" w:bidi="ar"/>
               </w:rPr>
-              <w:t>≥100</w:t>
+              <w:t>≥</w:t>
+            </w:r>
+            <w:r>
+              <w:rPr>
+                <w:rFonts w:hint="eastAsia" w:ascii="宋体" w:hAnsi="宋体" w:eastAsia="宋体" w:cs="宋体"/>
+                <w:sz w:val="18"/>
+                <w:szCs w:val="18"/>
+                <w:lang w:val="en-US" w:eastAsia="zh-CN" w:bidi="ar"/>
+              </w:rPr>
+              <w:t>5</w:t>
+            </w:r>
+            <w:r>
+              <w:rPr>
+                <w:rFonts w:hint="eastAsia" w:ascii="宋体" w:hAnsi="宋体" w:eastAsia="宋体" w:cs="宋体"/>
+                <w:sz w:val="18"/>
+                <w:szCs w:val="18"/>
+                <w:lang w:eastAsia="zh-CN" w:bidi="ar"/>
+              </w:rPr>
+              <w:t>0</w:t>
             </w:r>
             <w:r>
               <w:rPr>
@@ -21832,7 +21983,25 @@
                 <w:szCs w:val="18"/>
                 <w:lang w:eastAsia="zh-CN" w:bidi="ar"/>
               </w:rPr>
-              <w:t>≥20</w:t>
+              <w:t>≥</w:t>
+            </w:r>
+            <w:r>
+              <w:rPr>
+                <w:rFonts w:hint="eastAsia" w:ascii="宋体" w:hAnsi="宋体" w:eastAsia="宋体" w:cs="宋体"/>
+                <w:sz w:val="18"/>
+                <w:szCs w:val="18"/>
+                <w:lang w:val="en-US" w:eastAsia="zh-CN" w:bidi="ar"/>
+              </w:rPr>
+              <w:t>1</w:t>
+            </w:r>
+            <w:r>
+              <w:rPr>
+                <w:rFonts w:hint="eastAsia" w:ascii="宋体" w:hAnsi="宋体" w:eastAsia="宋体" w:cs="宋体"/>
+                <w:sz w:val="18"/>
+                <w:szCs w:val="18"/>
+                <w:lang w:eastAsia="zh-CN" w:bidi="ar"/>
+              </w:rPr>
+              <w:t>0</w:t>
             </w:r>
             <w:r>
               <w:rPr>
@@ -22042,7 +22211,25 @@
                 <w:szCs w:val="18"/>
                 <w:lang w:eastAsia="zh-CN" w:bidi="ar"/>
               </w:rPr>
-              <w:t>≥500</w:t>
+              <w:t>≥</w:t>
+            </w:r>
+            <w:r>
+              <w:rPr>
+                <w:rFonts w:hint="eastAsia" w:ascii="宋体" w:hAnsi="宋体" w:eastAsia="宋体" w:cs="宋体"/>
+                <w:sz w:val="18"/>
+                <w:szCs w:val="18"/>
+                <w:lang w:val="en-US" w:eastAsia="zh-CN" w:bidi="ar"/>
+              </w:rPr>
+              <w:t>32</w:t>
+            </w:r>
+            <w:r>
+              <w:rPr>
+                <w:rFonts w:hint="eastAsia" w:ascii="宋体" w:hAnsi="宋体" w:eastAsia="宋体" w:cs="宋体"/>
+                <w:sz w:val="18"/>
+                <w:szCs w:val="18"/>
+                <w:lang w:eastAsia="zh-CN" w:bidi="ar"/>
+              </w:rPr>
+              <w:t>0</w:t>
             </w:r>
           </w:p>
         </w:tc>
@@ -23300,12 +23487,12 @@
       <w:bookmarkStart w:id="12" w:name="_Toc16593"/>
       <w:bookmarkStart w:id="13" w:name="_Toc3409"/>
       <w:bookmarkStart w:id="14" w:name="_Toc15114"/>
-      <w:bookmarkStart w:id="15" w:name="_Toc20924"/>
-      <w:bookmarkStart w:id="16" w:name="_Toc26985_WPSOffice_Level1"/>
+      <w:bookmarkStart w:id="15" w:name="_Toc20170_WPSOffice_Level1"/>
+      <w:bookmarkStart w:id="16" w:name="_Toc31185"/>
       <w:bookmarkStart w:id="17" w:name="_Toc28454_WPSOffice_Level1"/>
-      <w:bookmarkStart w:id="18" w:name="_Toc20170_WPSOffice_Level1"/>
-      <w:bookmarkStart w:id="19" w:name="_Toc31185"/>
-      <w:bookmarkStart w:id="20" w:name="_Toc27693"/>
+      <w:bookmarkStart w:id="18" w:name="_Toc27693"/>
+      <w:bookmarkStart w:id="19" w:name="_Toc20924"/>
+      <w:bookmarkStart w:id="20" w:name="_Toc26985_WPSOffice_Level1"/>
     </w:p>
     <w:p>
       <w:pPr>
@@ -26252,6 +26439,12 @@
             <w:insideH w:val="single" w:color="auto" w:sz="4" w:space="0"/>
             <w:insideV w:val="none" w:color="auto" w:sz="0" w:space="0"/>
           </w:tblBorders>
+          <w:tblCellMar>
+            <w:top w:w="0" w:type="dxa"/>
+            <w:left w:w="108" w:type="dxa"/>
+            <w:bottom w:w="0" w:type="dxa"/>
+            <w:right w:w="108" w:type="dxa"/>
+          </w:tblCellMar>
         </w:tblPrEx>
         <w:trPr>
           <w:trHeight w:val="510" w:hRule="atLeast"/>
@@ -28641,20 +28834,20 @@
           <w:lang w:val="en-US" w:eastAsia="zh-CN"/>
         </w:rPr>
       </w:pPr>
-      <w:bookmarkStart w:id="22" w:name="_Toc21361"/>
-      <w:bookmarkStart w:id="23" w:name="_Toc22967"/>
-      <w:bookmarkStart w:id="24" w:name="_Toc24849"/>
-      <w:bookmarkStart w:id="25" w:name="_Toc23906"/>
-      <w:bookmarkStart w:id="26" w:name="_Toc3213"/>
+      <w:bookmarkStart w:id="22" w:name="_Toc22967"/>
+      <w:bookmarkStart w:id="23" w:name="_Toc21361"/>
+      <w:bookmarkStart w:id="24" w:name="_Toc23906"/>
+      <w:bookmarkStart w:id="25" w:name="_Toc24849"/>
+      <w:bookmarkStart w:id="26" w:name="_Toc17792_WPSOffice_Level2"/>
       <w:bookmarkStart w:id="27" w:name="_Toc14611_WPSOffice_Level1"/>
-      <w:bookmarkStart w:id="28" w:name="_Toc4503"/>
+      <w:bookmarkStart w:id="28" w:name="_Toc11901"/>
       <w:bookmarkStart w:id="29" w:name="_Toc19584_WPSOffice_Level1"/>
       <w:bookmarkStart w:id="30" w:name="_Toc22623"/>
-      <w:bookmarkStart w:id="31" w:name="_Toc11901"/>
-      <w:bookmarkStart w:id="32" w:name="_Toc17792_WPSOffice_Level2"/>
+      <w:bookmarkStart w:id="31" w:name="_Toc22162_WPSOffice_Level1"/>
+      <w:bookmarkStart w:id="32" w:name="_Toc13275"/>
       <w:bookmarkStart w:id="33" w:name="_Toc27809"/>
-      <w:bookmarkStart w:id="34" w:name="_Toc22162_WPSOffice_Level1"/>
-      <w:bookmarkStart w:id="35" w:name="_Toc13275"/>
+      <w:bookmarkStart w:id="34" w:name="_Toc4503"/>
+      <w:bookmarkStart w:id="35" w:name="_Toc3213"/>
       <w:r>
         <w:rPr>
           <w:rFonts w:ascii="Gotham Book" w:hAnsi="Gotham Book" w:eastAsia="方正德赛黑简体 512B" w:cs="Times New Roman"/>
@@ -29326,36 +29519,481 @@
       </w:rPr>
     </w:pPr>
     <w:r>
-      <w:tab/>
+      <w:rPr>
+        <w:sz w:val="18"/>
+      </w:rPr>
+      <mc:AlternateContent>
+        <mc:Choice Requires="wps">
+          <w:drawing>
+            <wp:anchor distT="0" distB="0" distL="114300" distR="114300" simplePos="0" relativeHeight="251665408" behindDoc="0" locked="0" layoutInCell="1" allowOverlap="1">
+              <wp:simplePos x="0" y="0"/>
+              <wp:positionH relativeFrom="column">
+                <wp:posOffset>4342130</wp:posOffset>
+              </wp:positionH>
+              <wp:positionV relativeFrom="paragraph">
+                <wp:posOffset>-114935</wp:posOffset>
+              </wp:positionV>
+              <wp:extent cx="1621790" cy="568325"/>
+              <wp:effectExtent l="0" t="0" r="0" b="0"/>
+              <wp:wrapNone/>
+              <wp:docPr id="7" name="文本框 7"/>
+              <wp:cNvGraphicFramePr/>
+              <a:graphic xmlns:a="http://schemas.openxmlformats.org/drawingml/2006/main">
+                <a:graphicData uri="http://schemas.microsoft.com/office/word/2010/wordprocessingShape">
+                  <wps:wsp>
+                    <wps:cNvSpPr txBox="1"/>
+                    <wps:spPr>
+                      <a:xfrm>
+                        <a:off x="0" y="0"/>
+                        <a:ext cx="1621790" cy="568325"/>
+                      </a:xfrm>
+                      <a:prstGeom prst="rect">
+                        <a:avLst/>
+                      </a:prstGeom>
+                      <a:noFill/>
+                      <a:ln w="6350">
+                        <a:noFill/>
+                      </a:ln>
+                    </wps:spPr>
+                    <wps:style>
+                      <a:lnRef idx="0">
+                        <a:schemeClr val="accent1"/>
+                      </a:lnRef>
+                      <a:fillRef idx="0">
+                        <a:schemeClr val="accent1"/>
+                      </a:fillRef>
+                      <a:effectRef idx="0">
+                        <a:schemeClr val="accent1"/>
+                      </a:effectRef>
+                      <a:fontRef idx="minor">
+                        <a:schemeClr val="dk1"/>
+                      </a:fontRef>
+                    </wps:style>
+                    <wps:txbx>
+                      <w:txbxContent>
+                        <w:p>
+                          <w:pPr>
+                            <w:jc w:val="left"/>
+                            <w:rPr>
+                              <w:rFonts w:hint="eastAsia" w:ascii="宋体" w:hAnsi="宋体" w:eastAsia="宋体" w:cs="宋体"/>
+                              <w:color w:val="404040"/>
+                              <w:sz w:val="18"/>
+                              <w:szCs w:val="18"/>
+                              <w:lang w:val="en-US" w:eastAsia="zh-CN"/>
+                            </w:rPr>
+                          </w:pPr>
+                          <w:r>
+                            <w:rPr>
+                              <w:rFonts w:hint="eastAsia" w:ascii="宋体" w:hAnsi="宋体" w:eastAsia="宋体" w:cs="宋体"/>
+                              <w:color w:val="404040"/>
+                              <w:sz w:val="18"/>
+                              <w:szCs w:val="18"/>
+                              <w:lang w:val="en-US" w:eastAsia="zh-CN"/>
+                            </w:rPr>
+                            <w:t>患者姓名：{{ client }}</w:t>
+                          </w:r>
+                        </w:p>
+                        <w:p>
+                          <w:pPr>
+                            <w:jc w:val="left"/>
+                            <w:rPr>
+                              <w:rFonts w:hint="eastAsia" w:ascii="宋体" w:hAnsi="宋体" w:eastAsia="宋体" w:cs="宋体"/>
+                              <w:color w:val="404040"/>
+                              <w:sz w:val="18"/>
+                              <w:szCs w:val="18"/>
+                              <w:lang w:val="en-US" w:eastAsia="zh-CN"/>
+                            </w:rPr>
+                          </w:pPr>
+                          <w:r>
+                            <w:rPr>
+                              <w:rFonts w:hint="eastAsia" w:ascii="宋体" w:hAnsi="宋体" w:eastAsia="宋体" w:cs="宋体"/>
+                              <w:color w:val="404040"/>
+                              <w:sz w:val="18"/>
+                              <w:szCs w:val="18"/>
+                              <w:lang w:val="en-US" w:eastAsia="zh-CN"/>
+                            </w:rPr>
+                            <w:t>条码号：{{sample_barcode}}</w:t>
+                          </w:r>
+                        </w:p>
+                        <w:p>
+                          <w:pPr>
+                            <w:jc w:val="left"/>
+                            <w:rPr>
+                              <w:rFonts w:hint="default" w:ascii="宋体" w:hAnsi="宋体" w:eastAsia="宋体" w:cs="宋体"/>
+                              <w:color w:val="404040"/>
+                              <w:sz w:val="18"/>
+                              <w:szCs w:val="18"/>
+                              <w:lang w:val="en-US" w:eastAsia="zh-CN"/>
+                            </w:rPr>
+                          </w:pPr>
+                          <w:r>
+                            <w:rPr>
+                              <w:rFonts w:hint="eastAsia" w:ascii="宋体" w:hAnsi="宋体" w:eastAsia="宋体" w:cs="宋体"/>
+                              <w:color w:val="404040"/>
+                              <w:sz w:val="18"/>
+                              <w:szCs w:val="18"/>
+                              <w:lang w:val="en-US" w:eastAsia="zh-CN"/>
+                            </w:rPr>
+                            <w:t>报告日期：{{ reportdate }}</w:t>
+                          </w:r>
+                        </w:p>
+                      </w:txbxContent>
+                    </wps:txbx>
+                    <wps:bodyPr rot="0" spcFirstLastPara="0" vertOverflow="overflow" horzOverflow="overflow" vert="horz" wrap="square" lIns="91440" tIns="45720" rIns="91440" bIns="45720" numCol="1" spcCol="0" rtlCol="0" fromWordArt="0" anchor="t" anchorCtr="0" forceAA="0" compatLnSpc="1">
+                      <a:noAutofit/>
+                    </wps:bodyPr>
+                  </wps:wsp>
+                </a:graphicData>
+              </a:graphic>
+            </wp:anchor>
+          </w:drawing>
+        </mc:Choice>
+        <mc:Fallback>
+          <w:pict>
+            <v:shape id="_x0000_s1026" o:spid="_x0000_s1026" o:spt="202" type="#_x0000_t202" style="position:absolute;left:0pt;margin-left:341.9pt;margin-top:-9.05pt;height:44.75pt;width:127.7pt;z-index:251665408;mso-width-relative:page;mso-height-relative:page;" filled="f" stroked="f" coordsize="21600,21600" o:gfxdata="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">
+              <v:fill on="f" focussize="0,0"/>
+              <v:stroke on="f" weight="0.5pt"/>
+              <v:imagedata o:title=""/>
+              <o:lock v:ext="edit" aspectratio="f"/>
+              <v:textbox>
+                <w:txbxContent>
+                  <w:p>
+                    <w:pPr>
+                      <w:jc w:val="left"/>
+                      <w:rPr>
+                        <w:rFonts w:hint="eastAsia" w:ascii="宋体" w:hAnsi="宋体" w:eastAsia="宋体" w:cs="宋体"/>
+                        <w:color w:val="404040"/>
+                        <w:sz w:val="18"/>
+                        <w:szCs w:val="18"/>
+                        <w:lang w:val="en-US" w:eastAsia="zh-CN"/>
+                      </w:rPr>
+                    </w:pPr>
+                    <w:r>
+                      <w:rPr>
+                        <w:rFonts w:hint="eastAsia" w:ascii="宋体" w:hAnsi="宋体" w:eastAsia="宋体" w:cs="宋体"/>
+                        <w:color w:val="404040"/>
+                        <w:sz w:val="18"/>
+                        <w:szCs w:val="18"/>
+                        <w:lang w:val="en-US" w:eastAsia="zh-CN"/>
+                      </w:rPr>
+                      <w:t>患者姓名：{{ client }}</w:t>
+                    </w:r>
+                  </w:p>
+                  <w:p>
+                    <w:pPr>
+                      <w:jc w:val="left"/>
+                      <w:rPr>
+                        <w:rFonts w:hint="eastAsia" w:ascii="宋体" w:hAnsi="宋体" w:eastAsia="宋体" w:cs="宋体"/>
+                        <w:color w:val="404040"/>
+                        <w:sz w:val="18"/>
+                        <w:szCs w:val="18"/>
+                        <w:lang w:val="en-US" w:eastAsia="zh-CN"/>
+                      </w:rPr>
+                    </w:pPr>
+                    <w:r>
+                      <w:rPr>
+                        <w:rFonts w:hint="eastAsia" w:ascii="宋体" w:hAnsi="宋体" w:eastAsia="宋体" w:cs="宋体"/>
+                        <w:color w:val="404040"/>
+                        <w:sz w:val="18"/>
+                        <w:szCs w:val="18"/>
+                        <w:lang w:val="en-US" w:eastAsia="zh-CN"/>
+                      </w:rPr>
+                      <w:t>条码号：{{sample_barcode}}</w:t>
+                    </w:r>
+                  </w:p>
+                  <w:p>
+                    <w:pPr>
+                      <w:jc w:val="left"/>
+                      <w:rPr>
+                        <w:rFonts w:hint="default" w:ascii="宋体" w:hAnsi="宋体" w:eastAsia="宋体" w:cs="宋体"/>
+                        <w:color w:val="404040"/>
+                        <w:sz w:val="18"/>
+                        <w:szCs w:val="18"/>
+                        <w:lang w:val="en-US" w:eastAsia="zh-CN"/>
+                      </w:rPr>
+                    </w:pPr>
+                    <w:r>
+                      <w:rPr>
+                        <w:rFonts w:hint="eastAsia" w:ascii="宋体" w:hAnsi="宋体" w:eastAsia="宋体" w:cs="宋体"/>
+                        <w:color w:val="404040"/>
+                        <w:sz w:val="18"/>
+                        <w:szCs w:val="18"/>
+                        <w:lang w:val="en-US" w:eastAsia="zh-CN"/>
+                      </w:rPr>
+                      <w:t>报告日期：{{ reportdate }}</w:t>
+                    </w:r>
+                  </w:p>
+                </w:txbxContent>
+              </v:textbox>
+            </v:shape>
+          </w:pict>
+        </mc:Fallback>
+      </mc:AlternateContent>
     </w:r>
     <w:r>
       <w:rPr>
-        <w:rFonts w:hint="eastAsia" w:ascii="宋体" w:hAnsi="宋体" w:eastAsia="宋体" w:cs="宋体"/>
-        <w:color w:val="404040"/>
         <w:sz w:val="18"/>
-        <w:szCs w:val="18"/>
       </w:rPr>
-      <w:t>版权所有© 山东大学附属济南市中心医院医学实验诊断中心临床基因诊断与遗传实验室</w:t>
+      <mc:AlternateContent>
+        <mc:Choice Requires="wps">
+          <w:drawing>
+            <wp:anchor distT="0" distB="0" distL="114300" distR="114300" simplePos="0" relativeHeight="251664384" behindDoc="0" locked="0" layoutInCell="1" allowOverlap="1">
+              <wp:simplePos x="0" y="0"/>
+              <wp:positionH relativeFrom="column">
+                <wp:posOffset>-69215</wp:posOffset>
+              </wp:positionH>
+              <wp:positionV relativeFrom="paragraph">
+                <wp:posOffset>-231775</wp:posOffset>
+              </wp:positionV>
+              <wp:extent cx="2300605" cy="736600"/>
+              <wp:effectExtent l="0" t="0" r="0" b="0"/>
+              <wp:wrapNone/>
+              <wp:docPr id="5" name="文本框 5"/>
+              <wp:cNvGraphicFramePr/>
+              <a:graphic xmlns:a="http://schemas.openxmlformats.org/drawingml/2006/main">
+                <a:graphicData uri="http://schemas.microsoft.com/office/word/2010/wordprocessingShape">
+                  <wps:wsp>
+                    <wps:cNvSpPr txBox="1"/>
+                    <wps:spPr>
+                      <a:xfrm>
+                        <a:off x="0" y="0"/>
+                        <a:ext cx="2300605" cy="736600"/>
+                      </a:xfrm>
+                      <a:prstGeom prst="rect">
+                        <a:avLst/>
+                      </a:prstGeom>
+                      <a:noFill/>
+                      <a:ln w="6350">
+                        <a:noFill/>
+                      </a:ln>
+                    </wps:spPr>
+                    <wps:style>
+                      <a:lnRef idx="0">
+                        <a:schemeClr val="accent1"/>
+                      </a:lnRef>
+                      <a:fillRef idx="0">
+                        <a:schemeClr val="accent1"/>
+                      </a:fillRef>
+                      <a:effectRef idx="0">
+                        <a:schemeClr val="accent1"/>
+                      </a:effectRef>
+                      <a:fontRef idx="minor">
+                        <a:schemeClr val="dk1"/>
+                      </a:fontRef>
+                    </wps:style>
+                    <wps:txbx>
+                      <w:txbxContent>
+                        <w:p>
+                          <w:pPr>
+                            <w:jc w:val="left"/>
+                            <w:rPr>
+                              <w:rFonts w:hint="eastAsia" w:ascii="宋体" w:hAnsi="宋体" w:eastAsia="宋体" w:cs="宋体"/>
+                              <w:color w:val="404040"/>
+                              <w:sz w:val="18"/>
+                              <w:szCs w:val="18"/>
+                            </w:rPr>
+                          </w:pPr>
+                          <w:r>
+                            <w:rPr>
+                              <w:rFonts w:hint="eastAsia" w:ascii="宋体" w:hAnsi="宋体" w:eastAsia="宋体" w:cs="宋体"/>
+                              <w:color w:val="404040"/>
+                              <w:sz w:val="18"/>
+                              <w:szCs w:val="18"/>
+                            </w:rPr>
+                            <w:t>山东第一医科大学附属中心医院</w:t>
+                          </w:r>
+                        </w:p>
+                        <w:p>
+                          <w:pPr>
+                            <w:jc w:val="left"/>
+                            <w:rPr>
+                              <w:rFonts w:ascii="宋体" w:hAnsi="宋体" w:eastAsia="宋体" w:cs="宋体"/>
+                              <w:color w:val="404040"/>
+                              <w:sz w:val="18"/>
+                              <w:szCs w:val="18"/>
+                            </w:rPr>
+                          </w:pPr>
+                          <w:r>
+                            <w:rPr>
+                              <w:rFonts w:hint="eastAsia" w:ascii="宋体" w:hAnsi="宋体" w:eastAsia="宋体" w:cs="宋体"/>
+                              <w:color w:val="404040"/>
+                              <w:sz w:val="18"/>
+                              <w:szCs w:val="18"/>
+                            </w:rPr>
+                            <w:t>医学实验诊断中心临床细胞分子遗传学组</w:t>
+                          </w:r>
+                        </w:p>
+                        <w:p>
+                          <w:pPr>
+                            <w:jc w:val="left"/>
+                            <w:rPr>
+                              <w:rFonts w:hint="default" w:ascii="宋体" w:hAnsi="宋体" w:eastAsia="宋体" w:cs="宋体"/>
+                              <w:color w:val="404040"/>
+                              <w:sz w:val="18"/>
+                              <w:szCs w:val="18"/>
+                              <w:lang w:val="en-US" w:eastAsia="zh-CN"/>
+                            </w:rPr>
+                          </w:pPr>
+                          <w:r>
+                            <w:rPr>
+                              <w:rFonts w:hint="eastAsia" w:ascii="宋体" w:hAnsi="宋体" w:eastAsia="宋体" w:cs="宋体"/>
+                              <w:color w:val="404040"/>
+                              <w:sz w:val="18"/>
+                              <w:szCs w:val="18"/>
+                              <w:lang w:val="en-US" w:eastAsia="zh-CN"/>
+                            </w:rPr>
+                            <w:t>济南市历下区山大南路56-1号</w:t>
+                          </w:r>
+                        </w:p>
+                        <w:p>
+                          <w:pPr>
+                            <w:jc w:val="left"/>
+                            <w:rPr>
+                              <w:rFonts w:ascii="宋体" w:hAnsi="宋体" w:eastAsia="宋体" w:cs="宋体"/>
+                              <w:color w:val="404040"/>
+                              <w:sz w:val="18"/>
+                              <w:szCs w:val="18"/>
+                            </w:rPr>
+                          </w:pPr>
+                          <w:r>
+                            <w:rPr>
+                              <w:rFonts w:hint="eastAsia" w:ascii="宋体" w:hAnsi="宋体" w:eastAsia="宋体" w:cs="宋体"/>
+                              <w:color w:val="404040"/>
+                              <w:sz w:val="18"/>
+                              <w:szCs w:val="18"/>
+                            </w:rPr>
+                            <w:t>电话：0531-55863597/0531-55863596</w:t>
+                          </w:r>
+                        </w:p>
+                        <w:p>
+                          <w:pPr>
+                            <w:jc w:val="left"/>
+                            <w:rPr>
+                              <w:rFonts w:hint="eastAsia"/>
+                              <w:lang w:val="en-US" w:eastAsia="zh-CN"/>
+                            </w:rPr>
+                          </w:pPr>
+                        </w:p>
+                      </w:txbxContent>
+                    </wps:txbx>
+                    <wps:bodyPr rot="0" spcFirstLastPara="0" vertOverflow="overflow" horzOverflow="overflow" vert="horz" wrap="square" lIns="91440" tIns="45720" rIns="91440" bIns="45720" numCol="1" spcCol="0" rtlCol="0" fromWordArt="0" anchor="t" anchorCtr="0" forceAA="0" compatLnSpc="1">
+                      <a:noAutofit/>
+                    </wps:bodyPr>
+                  </wps:wsp>
+                </a:graphicData>
+              </a:graphic>
+            </wp:anchor>
+          </w:drawing>
+        </mc:Choice>
+        <mc:Fallback>
+          <w:pict>
+            <v:shape id="_x0000_s1026" o:spid="_x0000_s1026" o:spt="202" type="#_x0000_t202" style="position:absolute;left:0pt;margin-left:-5.45pt;margin-top:-18.25pt;height:58pt;width:181.15pt;z-index:251664384;mso-width-relative:page;mso-height-relative:page;" filled="f" stroked="f" coordsize="21600,21600" o:gfxdata="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">
+              <v:fill on="f" focussize="0,0"/>
+              <v:stroke on="f" weight="0.5pt"/>
+              <v:imagedata o:title=""/>
+              <o:lock v:ext="edit" aspectratio="f"/>
+              <v:textbox>
+                <w:txbxContent>
+                  <w:p>
+                    <w:pPr>
+                      <w:jc w:val="left"/>
+                      <w:rPr>
+                        <w:rFonts w:hint="eastAsia" w:ascii="宋体" w:hAnsi="宋体" w:eastAsia="宋体" w:cs="宋体"/>
+                        <w:color w:val="404040"/>
+                        <w:sz w:val="18"/>
+                        <w:szCs w:val="18"/>
+                      </w:rPr>
+                    </w:pPr>
+                    <w:r>
+                      <w:rPr>
+                        <w:rFonts w:hint="eastAsia" w:ascii="宋体" w:hAnsi="宋体" w:eastAsia="宋体" w:cs="宋体"/>
+                        <w:color w:val="404040"/>
+                        <w:sz w:val="18"/>
+                        <w:szCs w:val="18"/>
+                      </w:rPr>
+                      <w:t>山东第一医科大学附属中心医院</w:t>
+                    </w:r>
+                  </w:p>
+                  <w:p>
+                    <w:pPr>
+                      <w:jc w:val="left"/>
+                      <w:rPr>
+                        <w:rFonts w:ascii="宋体" w:hAnsi="宋体" w:eastAsia="宋体" w:cs="宋体"/>
+                        <w:color w:val="404040"/>
+                        <w:sz w:val="18"/>
+                        <w:szCs w:val="18"/>
+                      </w:rPr>
+                    </w:pPr>
+                    <w:r>
+                      <w:rPr>
+                        <w:rFonts w:hint="eastAsia" w:ascii="宋体" w:hAnsi="宋体" w:eastAsia="宋体" w:cs="宋体"/>
+                        <w:color w:val="404040"/>
+                        <w:sz w:val="18"/>
+                        <w:szCs w:val="18"/>
+                      </w:rPr>
+                      <w:t>医学实验诊断中心临床细胞分子遗传学组</w:t>
+                    </w:r>
+                  </w:p>
+                  <w:p>
+                    <w:pPr>
+                      <w:jc w:val="left"/>
+                      <w:rPr>
+                        <w:rFonts w:hint="default" w:ascii="宋体" w:hAnsi="宋体" w:eastAsia="宋体" w:cs="宋体"/>
+                        <w:color w:val="404040"/>
+                        <w:sz w:val="18"/>
+                        <w:szCs w:val="18"/>
+                        <w:lang w:val="en-US" w:eastAsia="zh-CN"/>
+                      </w:rPr>
+                    </w:pPr>
+                    <w:r>
+                      <w:rPr>
+                        <w:rFonts w:hint="eastAsia" w:ascii="宋体" w:hAnsi="宋体" w:eastAsia="宋体" w:cs="宋体"/>
+                        <w:color w:val="404040"/>
+                        <w:sz w:val="18"/>
+                        <w:szCs w:val="18"/>
+                        <w:lang w:val="en-US" w:eastAsia="zh-CN"/>
+                      </w:rPr>
+                      <w:t>济南市历下区山大南路56-1号</w:t>
+                    </w:r>
+                  </w:p>
+                  <w:p>
+                    <w:pPr>
+                      <w:jc w:val="left"/>
+                      <w:rPr>
+                        <w:rFonts w:ascii="宋体" w:hAnsi="宋体" w:eastAsia="宋体" w:cs="宋体"/>
+                        <w:color w:val="404040"/>
+                        <w:sz w:val="18"/>
+                        <w:szCs w:val="18"/>
+                      </w:rPr>
+                    </w:pPr>
+                    <w:r>
+                      <w:rPr>
+                        <w:rFonts w:hint="eastAsia" w:ascii="宋体" w:hAnsi="宋体" w:eastAsia="宋体" w:cs="宋体"/>
+                        <w:color w:val="404040"/>
+                        <w:sz w:val="18"/>
+                        <w:szCs w:val="18"/>
+                      </w:rPr>
+                      <w:t>电话：0531-55863597/0531-55863596</w:t>
+                    </w:r>
+                  </w:p>
+                  <w:p>
+                    <w:pPr>
+                      <w:jc w:val="left"/>
+                      <w:rPr>
+                        <w:rFonts w:hint="eastAsia"/>
+                        <w:lang w:val="en-US" w:eastAsia="zh-CN"/>
+                      </w:rPr>
+                    </w:pPr>
+                  </w:p>
+                </w:txbxContent>
+              </v:textbox>
+            </v:shape>
+          </w:pict>
+        </mc:Fallback>
+      </mc:AlternateContent>
     </w:r>
-  </w:p>
-  <w:p>
-    <w:pPr>
-      <w:jc w:val="center"/>
-      <w:rPr>
-        <w:rFonts w:hint="eastAsia" w:ascii="宋体" w:hAnsi="宋体" w:eastAsia="宋体" w:cs="宋体"/>
-        <w:color w:val="404040"/>
-        <w:sz w:val="18"/>
-        <w:szCs w:val="18"/>
-      </w:rPr>
-    </w:pPr>
     <w:r>
-      <w:rPr>
-        <w:rFonts w:hint="eastAsia" w:ascii="宋体" w:hAnsi="宋体" w:eastAsia="宋体" w:cs="宋体"/>
-        <w:color w:val="404040"/>
-        <w:sz w:val="18"/>
-        <w:szCs w:val="18"/>
-      </w:rPr>
-      <w:t>电话：0531-55863597/0531-55863596</w:t>
+      <w:tab/>
     </w:r>
   </w:p>
   <w:p>
@@ -29537,40 +30175,487 @@
     <w:pPr>
       <w:jc w:val="center"/>
       <w:rPr>
-        <w:rFonts w:ascii="宋体" w:hAnsi="宋体" w:eastAsia="宋体" w:cs="宋体"/>
-        <w:color w:val="404040"/>
-        <w:sz w:val="18"/>
-        <w:szCs w:val="18"/>
-      </w:rPr>
-    </w:pPr>
-    <w:r>
-      <w:rPr>
-        <w:rFonts w:hint="eastAsia" w:ascii="宋体" w:hAnsi="宋体" w:eastAsia="宋体" w:cs="宋体"/>
-        <w:color w:val="404040"/>
-        <w:sz w:val="18"/>
-        <w:szCs w:val="18"/>
-      </w:rPr>
-      <w:t>版权所有© 山东第一医科大学附属中心医院医学实验诊断中心临床细胞分子遗传学组</w:t>
-    </w:r>
-  </w:p>
-  <w:p>
-    <w:pPr>
-      <w:jc w:val="center"/>
-      <w:rPr>
         <w:rFonts w:hint="eastAsia" w:ascii="宋体" w:hAnsi="宋体" w:eastAsia="宋体" w:cs="宋体"/>
         <w:color w:val="404040"/>
         <w:sz w:val="18"/>
         <w:szCs w:val="18"/>
       </w:rPr>
     </w:pPr>
+    <w:bookmarkStart w:id="37" w:name="_GoBack"/>
+    <w:bookmarkEnd w:id="37"/>
     <w:r>
       <w:rPr>
-        <w:rFonts w:hint="eastAsia" w:ascii="宋体" w:hAnsi="宋体" w:eastAsia="宋体" w:cs="宋体"/>
-        <w:color w:val="404040"/>
         <w:sz w:val="18"/>
-        <w:szCs w:val="18"/>
       </w:rPr>
-      <w:t>电话：0531-55863597/0531-55863596</w:t>
+      <mc:AlternateContent>
+        <mc:Choice Requires="wps">
+          <w:drawing>
+            <wp:anchor distT="0" distB="0" distL="114300" distR="114300" simplePos="0" relativeHeight="251667456" behindDoc="0" locked="0" layoutInCell="1" allowOverlap="1">
+              <wp:simplePos x="0" y="0"/>
+              <wp:positionH relativeFrom="column">
+                <wp:posOffset>4729480</wp:posOffset>
+              </wp:positionH>
+              <wp:positionV relativeFrom="paragraph">
+                <wp:posOffset>-208280</wp:posOffset>
+              </wp:positionV>
+              <wp:extent cx="1631315" cy="526415"/>
+              <wp:effectExtent l="0" t="0" r="0" b="0"/>
+              <wp:wrapNone/>
+              <wp:docPr id="9" name="文本框 9"/>
+              <wp:cNvGraphicFramePr/>
+              <a:graphic xmlns:a="http://schemas.openxmlformats.org/drawingml/2006/main">
+                <a:graphicData uri="http://schemas.microsoft.com/office/word/2010/wordprocessingShape">
+                  <wps:wsp>
+                    <wps:cNvSpPr txBox="1"/>
+                    <wps:spPr>
+                      <a:xfrm>
+                        <a:off x="0" y="0"/>
+                        <a:ext cx="1631315" cy="526415"/>
+                      </a:xfrm>
+                      <a:prstGeom prst="rect">
+                        <a:avLst/>
+                      </a:prstGeom>
+                      <a:noFill/>
+                      <a:ln w="6350">
+                        <a:noFill/>
+                      </a:ln>
+                    </wps:spPr>
+                    <wps:style>
+                      <a:lnRef idx="0">
+                        <a:schemeClr val="accent1"/>
+                      </a:lnRef>
+                      <a:fillRef idx="0">
+                        <a:schemeClr val="accent1"/>
+                      </a:fillRef>
+                      <a:effectRef idx="0">
+                        <a:schemeClr val="accent1"/>
+                      </a:effectRef>
+                      <a:fontRef idx="minor">
+                        <a:schemeClr val="dk1"/>
+                      </a:fontRef>
+                    </wps:style>
+                    <wps:txbx>
+                      <w:txbxContent>
+                        <w:p>
+                          <w:pPr>
+                            <w:jc w:val="left"/>
+                            <w:rPr>
+                              <w:rFonts w:hint="eastAsia" w:ascii="宋体" w:hAnsi="宋体" w:eastAsia="宋体" w:cs="宋体"/>
+                              <w:color w:val="404040"/>
+                              <w:sz w:val="18"/>
+                              <w:szCs w:val="18"/>
+                              <w:lang w:val="en-US" w:eastAsia="zh-CN"/>
+                            </w:rPr>
+                          </w:pPr>
+                          <w:r>
+                            <w:rPr>
+                              <w:rFonts w:hint="eastAsia" w:ascii="宋体" w:hAnsi="宋体" w:eastAsia="宋体" w:cs="宋体"/>
+                              <w:color w:val="404040"/>
+                              <w:sz w:val="18"/>
+                              <w:szCs w:val="18"/>
+                              <w:lang w:val="en-US" w:eastAsia="zh-CN"/>
+                            </w:rPr>
+                            <w:t>患者姓名：{{ client }}</w:t>
+                          </w:r>
+                        </w:p>
+                        <w:p>
+                          <w:pPr>
+                            <w:jc w:val="left"/>
+                            <w:rPr>
+                              <w:rFonts w:hint="eastAsia" w:ascii="宋体" w:hAnsi="宋体" w:eastAsia="宋体" w:cs="宋体"/>
+                              <w:color w:val="404040"/>
+                              <w:sz w:val="18"/>
+                              <w:szCs w:val="18"/>
+                              <w:lang w:val="en-US" w:eastAsia="zh-CN"/>
+                            </w:rPr>
+                          </w:pPr>
+                          <w:r>
+                            <w:rPr>
+                              <w:rFonts w:hint="eastAsia" w:ascii="宋体" w:hAnsi="宋体" w:eastAsia="宋体" w:cs="宋体"/>
+                              <w:color w:val="404040"/>
+                              <w:sz w:val="18"/>
+                              <w:szCs w:val="18"/>
+                              <w:lang w:val="en-US" w:eastAsia="zh-CN"/>
+                            </w:rPr>
+                            <w:t>条码号：{{sample_barcode}}</w:t>
+                          </w:r>
+                        </w:p>
+                        <w:p>
+                          <w:pPr>
+                            <w:jc w:val="left"/>
+                            <w:rPr>
+                              <w:rFonts w:hint="default" w:ascii="宋体" w:hAnsi="宋体" w:eastAsia="宋体" w:cs="宋体"/>
+                              <w:color w:val="404040"/>
+                              <w:sz w:val="18"/>
+                              <w:szCs w:val="18"/>
+                              <w:lang w:val="en-US" w:eastAsia="zh-CN"/>
+                            </w:rPr>
+                          </w:pPr>
+                          <w:r>
+                            <w:rPr>
+                              <w:rFonts w:hint="eastAsia" w:ascii="宋体" w:hAnsi="宋体" w:eastAsia="宋体" w:cs="宋体"/>
+                              <w:color w:val="404040"/>
+                              <w:sz w:val="18"/>
+                              <w:szCs w:val="18"/>
+                              <w:lang w:val="en-US" w:eastAsia="zh-CN"/>
+                            </w:rPr>
+                            <w:t>报告日期：{{ reportdate }}</w:t>
+                          </w:r>
+                        </w:p>
+                      </w:txbxContent>
+                    </wps:txbx>
+                    <wps:bodyPr rot="0" spcFirstLastPara="0" vertOverflow="overflow" horzOverflow="overflow" vert="horz" wrap="square" lIns="91440" tIns="45720" rIns="91440" bIns="45720" numCol="1" spcCol="0" rtlCol="0" fromWordArt="0" anchor="t" anchorCtr="0" forceAA="0" compatLnSpc="1">
+                      <a:noAutofit/>
+                    </wps:bodyPr>
+                  </wps:wsp>
+                </a:graphicData>
+              </a:graphic>
+            </wp:anchor>
+          </w:drawing>
+        </mc:Choice>
+        <mc:Fallback>
+          <w:pict>
+            <v:shape id="_x0000_s1026" o:spid="_x0000_s1026" o:spt="202" type="#_x0000_t202" style="position:absolute;left:0pt;margin-left:372.4pt;margin-top:-16.4pt;height:41.45pt;width:128.45pt;z-index:251667456;mso-width-relative:page;mso-height-relative:page;" filled="f" stroked="f" coordsize="21600,21600" o:gfxdata="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">
+              <v:fill on="f" focussize="0,0"/>
+              <v:stroke on="f" weight="0.5pt"/>
+              <v:imagedata o:title=""/>
+              <o:lock v:ext="edit" aspectratio="f"/>
+              <v:textbox>
+                <w:txbxContent>
+                  <w:p>
+                    <w:pPr>
+                      <w:jc w:val="left"/>
+                      <w:rPr>
+                        <w:rFonts w:hint="eastAsia" w:ascii="宋体" w:hAnsi="宋体" w:eastAsia="宋体" w:cs="宋体"/>
+                        <w:color w:val="404040"/>
+                        <w:sz w:val="18"/>
+                        <w:szCs w:val="18"/>
+                        <w:lang w:val="en-US" w:eastAsia="zh-CN"/>
+                      </w:rPr>
+                    </w:pPr>
+                    <w:r>
+                      <w:rPr>
+                        <w:rFonts w:hint="eastAsia" w:ascii="宋体" w:hAnsi="宋体" w:eastAsia="宋体" w:cs="宋体"/>
+                        <w:color w:val="404040"/>
+                        <w:sz w:val="18"/>
+                        <w:szCs w:val="18"/>
+                        <w:lang w:val="en-US" w:eastAsia="zh-CN"/>
+                      </w:rPr>
+                      <w:t>患者姓名：{{ client }}</w:t>
+                    </w:r>
+                  </w:p>
+                  <w:p>
+                    <w:pPr>
+                      <w:jc w:val="left"/>
+                      <w:rPr>
+                        <w:rFonts w:hint="eastAsia" w:ascii="宋体" w:hAnsi="宋体" w:eastAsia="宋体" w:cs="宋体"/>
+                        <w:color w:val="404040"/>
+                        <w:sz w:val="18"/>
+                        <w:szCs w:val="18"/>
+                        <w:lang w:val="en-US" w:eastAsia="zh-CN"/>
+                      </w:rPr>
+                    </w:pPr>
+                    <w:r>
+                      <w:rPr>
+                        <w:rFonts w:hint="eastAsia" w:ascii="宋体" w:hAnsi="宋体" w:eastAsia="宋体" w:cs="宋体"/>
+                        <w:color w:val="404040"/>
+                        <w:sz w:val="18"/>
+                        <w:szCs w:val="18"/>
+                        <w:lang w:val="en-US" w:eastAsia="zh-CN"/>
+                      </w:rPr>
+                      <w:t>条码号：{{sample_barcode}}</w:t>
+                    </w:r>
+                  </w:p>
+                  <w:p>
+                    <w:pPr>
+                      <w:jc w:val="left"/>
+                      <w:rPr>
+                        <w:rFonts w:hint="default" w:ascii="宋体" w:hAnsi="宋体" w:eastAsia="宋体" w:cs="宋体"/>
+                        <w:color w:val="404040"/>
+                        <w:sz w:val="18"/>
+                        <w:szCs w:val="18"/>
+                        <w:lang w:val="en-US" w:eastAsia="zh-CN"/>
+                      </w:rPr>
+                    </w:pPr>
+                    <w:r>
+                      <w:rPr>
+                        <w:rFonts w:hint="eastAsia" w:ascii="宋体" w:hAnsi="宋体" w:eastAsia="宋体" w:cs="宋体"/>
+                        <w:color w:val="404040"/>
+                        <w:sz w:val="18"/>
+                        <w:szCs w:val="18"/>
+                        <w:lang w:val="en-US" w:eastAsia="zh-CN"/>
+                      </w:rPr>
+                      <w:t>报告日期：{{ reportdate }}</w:t>
+                    </w:r>
+                  </w:p>
+                </w:txbxContent>
+              </v:textbox>
+            </v:shape>
+          </w:pict>
+        </mc:Fallback>
+      </mc:AlternateContent>
+    </w:r>
+    <w:r>
+      <w:rPr>
+        <w:sz w:val="18"/>
+      </w:rPr>
+      <mc:AlternateContent>
+        <mc:Choice Requires="wps">
+          <w:drawing>
+            <wp:anchor distT="0" distB="0" distL="114300" distR="114300" simplePos="0" relativeHeight="251666432" behindDoc="0" locked="0" layoutInCell="1" allowOverlap="1">
+              <wp:simplePos x="0" y="0"/>
+              <wp:positionH relativeFrom="column">
+                <wp:posOffset>-52705</wp:posOffset>
+              </wp:positionH>
+              <wp:positionV relativeFrom="paragraph">
+                <wp:posOffset>-327025</wp:posOffset>
+              </wp:positionV>
+              <wp:extent cx="2435225" cy="694690"/>
+              <wp:effectExtent l="0" t="0" r="0" b="0"/>
+              <wp:wrapNone/>
+              <wp:docPr id="12" name="文本框 12"/>
+              <wp:cNvGraphicFramePr/>
+              <a:graphic xmlns:a="http://schemas.openxmlformats.org/drawingml/2006/main">
+                <a:graphicData uri="http://schemas.microsoft.com/office/word/2010/wordprocessingShape">
+                  <wps:wsp>
+                    <wps:cNvSpPr txBox="1"/>
+                    <wps:spPr>
+                      <a:xfrm>
+                        <a:off x="0" y="0"/>
+                        <a:ext cx="2435225" cy="694690"/>
+                      </a:xfrm>
+                      <a:prstGeom prst="rect">
+                        <a:avLst/>
+                      </a:prstGeom>
+                      <a:noFill/>
+                      <a:ln w="6350">
+                        <a:noFill/>
+                      </a:ln>
+                    </wps:spPr>
+                    <wps:style>
+                      <a:lnRef idx="0">
+                        <a:schemeClr val="accent1"/>
+                      </a:lnRef>
+                      <a:fillRef idx="0">
+                        <a:schemeClr val="accent1"/>
+                      </a:fillRef>
+                      <a:effectRef idx="0">
+                        <a:schemeClr val="accent1"/>
+                      </a:effectRef>
+                      <a:fontRef idx="minor">
+                        <a:schemeClr val="dk1"/>
+                      </a:fontRef>
+                    </wps:style>
+                    <wps:txbx>
+                      <w:txbxContent>
+                        <w:p>
+                          <w:pPr>
+                            <w:jc w:val="left"/>
+                            <w:rPr>
+                              <w:rFonts w:hint="eastAsia" w:ascii="宋体" w:hAnsi="宋体" w:eastAsia="宋体" w:cs="宋体"/>
+                              <w:color w:val="404040"/>
+                              <w:sz w:val="18"/>
+                              <w:szCs w:val="18"/>
+                            </w:rPr>
+                          </w:pPr>
+                          <w:r>
+                            <w:rPr>
+                              <w:rFonts w:hint="eastAsia" w:ascii="宋体" w:hAnsi="宋体" w:eastAsia="宋体" w:cs="宋体"/>
+                              <w:color w:val="404040"/>
+                              <w:sz w:val="18"/>
+                              <w:szCs w:val="18"/>
+                            </w:rPr>
+                            <w:t>山东第一医科大学附属中心医院</w:t>
+                          </w:r>
+                        </w:p>
+                        <w:p>
+                          <w:pPr>
+                            <w:jc w:val="left"/>
+                            <w:rPr>
+                              <w:rFonts w:ascii="宋体" w:hAnsi="宋体" w:eastAsia="宋体" w:cs="宋体"/>
+                              <w:color w:val="404040"/>
+                              <w:sz w:val="18"/>
+                              <w:szCs w:val="18"/>
+                            </w:rPr>
+                          </w:pPr>
+                          <w:r>
+                            <w:rPr>
+                              <w:rFonts w:hint="eastAsia" w:ascii="宋体" w:hAnsi="宋体" w:eastAsia="宋体" w:cs="宋体"/>
+                              <w:color w:val="404040"/>
+                              <w:sz w:val="18"/>
+                              <w:szCs w:val="18"/>
+                            </w:rPr>
+                            <w:t>医学实验诊断中心临床细胞分子遗传学组</w:t>
+                          </w:r>
+                        </w:p>
+                        <w:p>
+                          <w:pPr>
+                            <w:jc w:val="left"/>
+                            <w:rPr>
+                              <w:rFonts w:hint="default" w:ascii="宋体" w:hAnsi="宋体" w:eastAsia="宋体" w:cs="宋体"/>
+                              <w:color w:val="404040"/>
+                              <w:sz w:val="18"/>
+                              <w:szCs w:val="18"/>
+                              <w:lang w:val="en-US" w:eastAsia="zh-CN"/>
+                            </w:rPr>
+                          </w:pPr>
+                          <w:r>
+                            <w:rPr>
+                              <w:rFonts w:hint="eastAsia" w:ascii="宋体" w:hAnsi="宋体" w:eastAsia="宋体" w:cs="宋体"/>
+                              <w:color w:val="404040"/>
+                              <w:sz w:val="18"/>
+                              <w:szCs w:val="18"/>
+                              <w:lang w:val="en-US" w:eastAsia="zh-CN"/>
+                            </w:rPr>
+                            <w:t>济南市历下区山大南路56-1号</w:t>
+                          </w:r>
+                        </w:p>
+                        <w:p>
+                          <w:pPr>
+                            <w:jc w:val="left"/>
+                            <w:rPr>
+                              <w:rFonts w:ascii="宋体" w:hAnsi="宋体" w:eastAsia="宋体" w:cs="宋体"/>
+                              <w:color w:val="404040"/>
+                              <w:sz w:val="18"/>
+                              <w:szCs w:val="18"/>
+                            </w:rPr>
+                          </w:pPr>
+                          <w:r>
+                            <w:rPr>
+                              <w:rFonts w:hint="eastAsia" w:ascii="宋体" w:hAnsi="宋体" w:eastAsia="宋体" w:cs="宋体"/>
+                              <w:color w:val="404040"/>
+                              <w:sz w:val="18"/>
+                              <w:szCs w:val="18"/>
+                            </w:rPr>
+                            <w:t>电话：0531-55863597/0531-55863596</w:t>
+                          </w:r>
+                        </w:p>
+                        <w:p>
+                          <w:pPr>
+                            <w:jc w:val="left"/>
+                            <w:rPr>
+                              <w:rFonts w:hint="eastAsia"/>
+                              <w:lang w:val="en-US" w:eastAsia="zh-CN"/>
+                            </w:rPr>
+                          </w:pPr>
+                        </w:p>
+                      </w:txbxContent>
+                    </wps:txbx>
+                    <wps:bodyPr rot="0" spcFirstLastPara="0" vertOverflow="overflow" horzOverflow="overflow" vert="horz" wrap="square" lIns="91440" tIns="45720" rIns="91440" bIns="45720" numCol="1" spcCol="0" rtlCol="0" fromWordArt="0" anchor="t" anchorCtr="0" forceAA="0" compatLnSpc="1">
+                      <a:noAutofit/>
+                    </wps:bodyPr>
+                  </wps:wsp>
+                </a:graphicData>
+              </a:graphic>
+            </wp:anchor>
+          </w:drawing>
+        </mc:Choice>
+        <mc:Fallback>
+          <w:pict>
+            <v:shape id="_x0000_s1026" o:spid="_x0000_s1026" o:spt="202" type="#_x0000_t202" style="position:absolute;left:0pt;margin-left:-4.15pt;margin-top:-25.75pt;height:54.7pt;width:191.75pt;z-index:251666432;mso-width-relative:page;mso-height-relative:page;" filled="f" stroked="f" coordsize="21600,21600" o:gfxdata="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">
+              <v:fill on="f" focussize="0,0"/>
+              <v:stroke on="f" weight="0.5pt"/>
+              <v:imagedata o:title=""/>
+              <o:lock v:ext="edit" aspectratio="f"/>
+              <v:textbox>
+                <w:txbxContent>
+                  <w:p>
+                    <w:pPr>
+                      <w:jc w:val="left"/>
+                      <w:rPr>
+                        <w:rFonts w:hint="eastAsia" w:ascii="宋体" w:hAnsi="宋体" w:eastAsia="宋体" w:cs="宋体"/>
+                        <w:color w:val="404040"/>
+                        <w:sz w:val="18"/>
+                        <w:szCs w:val="18"/>
+                      </w:rPr>
+                    </w:pPr>
+                    <w:r>
+                      <w:rPr>
+                        <w:rFonts w:hint="eastAsia" w:ascii="宋体" w:hAnsi="宋体" w:eastAsia="宋体" w:cs="宋体"/>
+                        <w:color w:val="404040"/>
+                        <w:sz w:val="18"/>
+                        <w:szCs w:val="18"/>
+                      </w:rPr>
+                      <w:t>山东第一医科大学附属中心医院</w:t>
+                    </w:r>
+                  </w:p>
+                  <w:p>
+                    <w:pPr>
+                      <w:jc w:val="left"/>
+                      <w:rPr>
+                        <w:rFonts w:ascii="宋体" w:hAnsi="宋体" w:eastAsia="宋体" w:cs="宋体"/>
+                        <w:color w:val="404040"/>
+                        <w:sz w:val="18"/>
+                        <w:szCs w:val="18"/>
+                      </w:rPr>
+                    </w:pPr>
+                    <w:r>
+                      <w:rPr>
+                        <w:rFonts w:hint="eastAsia" w:ascii="宋体" w:hAnsi="宋体" w:eastAsia="宋体" w:cs="宋体"/>
+                        <w:color w:val="404040"/>
+                        <w:sz w:val="18"/>
+                        <w:szCs w:val="18"/>
+                      </w:rPr>
+                      <w:t>医学实验诊断中心临床细胞分子遗传学组</w:t>
+                    </w:r>
+                  </w:p>
+                  <w:p>
+                    <w:pPr>
+                      <w:jc w:val="left"/>
+                      <w:rPr>
+                        <w:rFonts w:hint="default" w:ascii="宋体" w:hAnsi="宋体" w:eastAsia="宋体" w:cs="宋体"/>
+                        <w:color w:val="404040"/>
+                        <w:sz w:val="18"/>
+                        <w:szCs w:val="18"/>
+                        <w:lang w:val="en-US" w:eastAsia="zh-CN"/>
+                      </w:rPr>
+                    </w:pPr>
+                    <w:r>
+                      <w:rPr>
+                        <w:rFonts w:hint="eastAsia" w:ascii="宋体" w:hAnsi="宋体" w:eastAsia="宋体" w:cs="宋体"/>
+                        <w:color w:val="404040"/>
+                        <w:sz w:val="18"/>
+                        <w:szCs w:val="18"/>
+                        <w:lang w:val="en-US" w:eastAsia="zh-CN"/>
+                      </w:rPr>
+                      <w:t>济南市历下区山大南路56-1号</w:t>
+                    </w:r>
+                  </w:p>
+                  <w:p>
+                    <w:pPr>
+                      <w:jc w:val="left"/>
+                      <w:rPr>
+                        <w:rFonts w:ascii="宋体" w:hAnsi="宋体" w:eastAsia="宋体" w:cs="宋体"/>
+                        <w:color w:val="404040"/>
+                        <w:sz w:val="18"/>
+                        <w:szCs w:val="18"/>
+                      </w:rPr>
+                    </w:pPr>
+                    <w:r>
+                      <w:rPr>
+                        <w:rFonts w:hint="eastAsia" w:ascii="宋体" w:hAnsi="宋体" w:eastAsia="宋体" w:cs="宋体"/>
+                        <w:color w:val="404040"/>
+                        <w:sz w:val="18"/>
+                        <w:szCs w:val="18"/>
+                      </w:rPr>
+                      <w:t>电话：0531-55863597/0531-55863596</w:t>
+                    </w:r>
+                  </w:p>
+                  <w:p>
+                    <w:pPr>
+                      <w:jc w:val="left"/>
+                      <w:rPr>
+                        <w:rFonts w:hint="eastAsia"/>
+                        <w:lang w:val="en-US" w:eastAsia="zh-CN"/>
+                      </w:rPr>
+                    </w:pPr>
+                  </w:p>
+                </w:txbxContent>
+              </v:textbox>
+            </v:shape>
+          </w:pict>
+        </mc:Fallback>
+      </mc:AlternateContent>
     </w:r>
   </w:p>
   <w:p>
@@ -29596,9 +30681,9 @@
                 <wp:posOffset>559435</wp:posOffset>
               </wp:positionH>
               <wp:positionV relativeFrom="paragraph">
-                <wp:posOffset>37465</wp:posOffset>
+                <wp:posOffset>71120</wp:posOffset>
               </wp:positionV>
-              <wp:extent cx="5198110" cy="314960"/>
+              <wp:extent cx="5198110" cy="281305"/>
               <wp:effectExtent l="0" t="0" r="0" b="0"/>
               <wp:wrapNone/>
               <wp:docPr id="42" name="文本框 42"/>
@@ -29610,7 +30695,7 @@
                     <wps:spPr>
                       <a:xfrm>
                         <a:off x="0" y="0"/>
-                        <a:ext cx="5198110" cy="314960"/>
+                        <a:ext cx="5198110" cy="281305"/>
                       </a:xfrm>
                       <a:prstGeom prst="rect">
                         <a:avLst/>
@@ -29916,7 +31001,7 @@
         </mc:Choice>
         <mc:Fallback>
           <w:pict>
-            <v:shape id="_x0000_s1026" o:spid="_x0000_s1026" o:spt="202" type="#_x0000_t202" style="position:absolute;left:0pt;margin-left:44.05pt;margin-top:2.95pt;height:24.8pt;width:409.3pt;mso-position-horizontal-relative:margin;z-index:251660288;mso-width-relative:page;mso-height-relative:page;" filled="f" stroked="f" coordsize="21600,21600" o:gfxdata="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">
+            <v:shape id="_x0000_s1026" o:spid="_x0000_s1026" o:spt="202" type="#_x0000_t202" style="position:absolute;left:0pt;margin-left:44.05pt;margin-top:5.6pt;height:22.15pt;width:409.3pt;mso-position-horizontal-relative:margin;z-index:251660288;mso-width-relative:page;mso-height-relative:page;" filled="f" stroked="f" coordsize="21600,21600" o:gfxdata="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">
               <v:fill on="f" focussize="0,0"/>
               <v:stroke on="f" weight="0.5pt"/>
               <v:imagedata o:title=""/>
